--- a/resumes/Syd Polk Music.docx
+++ b/resumes/Syd Polk Music.docx
@@ -1,6 +1,6 @@
 
 <file path=word/document.xml><?xml version="1.0" encoding="utf-8"?>
-<w:document xmlns:wpc="http://schemas.microsoft.com/office/word/2010/wordprocessingCanvas" xmlns:cx="http://schemas.microsoft.com/office/drawing/2014/chartex" xmlns:cx1="http://schemas.microsoft.com/office/drawing/2015/9/8/chartex" xmlns:cx2="http://schemas.microsoft.com/office/drawing/2015/10/21/chartex" xmlns:cx3="http://schemas.microsoft.com/office/drawing/2016/5/9/chartex" xmlns:cx4="http://schemas.microsoft.com/office/drawing/2016/5/10/chartex" xmlns:cx5="http://schemas.microsoft.com/office/drawing/2016/5/11/chartex" xmlns:cx6="http://schemas.microsoft.com/office/drawing/2016/5/12/chartex" xmlns:cx7="http://schemas.microsoft.com/office/drawing/2016/5/13/chartex" xmlns:cx8="http://schemas.microsoft.com/office/drawing/2016/5/14/chartex" xmlns:mc="http://schemas.openxmlformats.org/markup-compatibility/2006" xmlns:aink="http://schemas.microsoft.com/office/drawing/2016/ink" xmlns:am3d="http://schemas.microsoft.com/office/drawing/2017/model3d" xmlns:o="urn:schemas-microsoft-com:office:office" xmlns:oel="http://schemas.microsoft.com/office/2019/extlst" xmlns:r="http://schemas.openxmlformats.org/officeDocument/2006/relationships" xmlns:m="http://schemas.openxmlformats.org/officeDocument/2006/math" xmlns:v="urn:schemas-microsoft-com:vml" xmlns:wp14="http://schemas.microsoft.com/office/word/2010/wordprocessingDrawing" xmlns:wp="http://schemas.openxmlformats.org/drawingml/2006/wordprocessingDrawing" xmlns:w10="urn:schemas-microsoft-com:office:word" xmlns:w="http://schemas.openxmlformats.org/wordprocessingml/2006/main" xmlns:w14="http://schemas.microsoft.com/office/word/2010/wordml" xmlns:w15="http://schemas.microsoft.com/office/word/2012/wordml" xmlns:w16cex="http://schemas.microsoft.com/office/word/2018/wordml/cex" xmlns:w16cid="http://schemas.microsoft.com/office/word/2016/wordml/cid" xmlns:w16="http://schemas.microsoft.com/office/word/2018/wordml" xmlns:w16sdtdh="http://schemas.microsoft.com/office/word/2020/wordml/sdtdatahash" xmlns:w16se="http://schemas.microsoft.com/office/word/2015/wordml/symex" xmlns:wpg="http://schemas.microsoft.com/office/word/2010/wordprocessingGroup" xmlns:wpi="http://schemas.microsoft.com/office/word/2010/wordprocessingInk" xmlns:wne="http://schemas.microsoft.com/office/word/2006/wordml" xmlns:wps="http://schemas.microsoft.com/office/word/2010/wordprocessingShape" mc:Ignorable="w14 w15 w16se w16cid w16 w16cex w16sdtdh wp14">
+<w:document xmlns:wpc="http://schemas.microsoft.com/office/word/2010/wordprocessingCanvas" xmlns:cx="http://schemas.microsoft.com/office/drawing/2014/chartex" xmlns:cx1="http://schemas.microsoft.com/office/drawing/2015/9/8/chartex" xmlns:cx2="http://schemas.microsoft.com/office/drawing/2015/10/21/chartex" xmlns:cx3="http://schemas.microsoft.com/office/drawing/2016/5/9/chartex" xmlns:cx4="http://schemas.microsoft.com/office/drawing/2016/5/10/chartex" xmlns:cx5="http://schemas.microsoft.com/office/drawing/2016/5/11/chartex" xmlns:cx6="http://schemas.microsoft.com/office/drawing/2016/5/12/chartex" xmlns:cx7="http://schemas.microsoft.com/office/drawing/2016/5/13/chartex" xmlns:cx8="http://schemas.microsoft.com/office/drawing/2016/5/14/chartex" xmlns:mc="http://schemas.openxmlformats.org/markup-compatibility/2006" xmlns:m="http://schemas.openxmlformats.org/officeDocument/2006/math" xmlns:aink="http://schemas.microsoft.com/office/drawing/2016/ink" xmlns:am3d="http://schemas.microsoft.com/office/drawing/2017/model3d" xmlns:oel="http://schemas.microsoft.com/office/2019/extlst" xmlns:r="http://schemas.openxmlformats.org/officeDocument/2006/relationships" xmlns:wp14="http://schemas.microsoft.com/office/word/2010/wordprocessingDrawing" xmlns:wp="http://schemas.openxmlformats.org/drawingml/2006/wordprocessingDrawing" xmlns:wpg="http://schemas.microsoft.com/office/word/2010/wordprocessingGroup" xmlns:wpi="http://schemas.microsoft.com/office/word/2010/wordprocessingInk" xmlns:wps="http://schemas.microsoft.com/office/word/2010/wordprocessingShape" xmlns:o="urn:schemas-microsoft-com:office:office" xmlns:v="urn:schemas-microsoft-com:vml" xmlns:w10="urn:schemas-microsoft-com:office:word" xmlns:w="http://schemas.openxmlformats.org/wordprocessingml/2006/main" xmlns:w14="http://schemas.microsoft.com/office/word/2010/wordml" xmlns:w15="http://schemas.microsoft.com/office/word/2012/wordml" xmlns:w16cex="http://schemas.microsoft.com/office/word/2018/wordml/cex" xmlns:w16cid="http://schemas.microsoft.com/office/word/2016/wordml/cid" xmlns:w16="http://schemas.microsoft.com/office/word/2018/wordml" xmlns:w16sdtdh="http://schemas.microsoft.com/office/word/2020/wordml/sdtdatahash" xmlns:w16sdtfl="http://schemas.microsoft.com/office/word/2024/wordml/sdtformatlock" xmlns:w16se="http://schemas.microsoft.com/office/word/2015/wordml/symex" xmlns:w16du="http://schemas.microsoft.com/office/word/2023/wordml/word16du" xmlns:wne="http://schemas.microsoft.com/office/word/2006/wordml" mc:Ignorable="w14 w15 w16se w16cid w16 w16cex w16sdtdh w16sdtfl w16du wp14">
   <w:body>
     <w:p>
       <w:pPr>
@@ -39,70 +39,6 @@
           <w:lang w:eastAsia="ar-SA"/>
         </w:rPr>
         <w:t xml:space="preserve"> Polk</w:t>
-      </w:r>
-    </w:p>
-    <w:p>
-      <w:pPr>
-        <w:tabs>
-          <w:tab w:val="left" w:pos="-720"/>
-        </w:tabs>
-        <w:ind w:right="-720"/>
-        <w:jc w:val="center"/>
-        <w:rPr>
-          <w:rFonts w:ascii="Arial" w:hAnsi="Arial"/>
-          <w:color w:val="000000"/>
-          <w:sz w:val="16"/>
-          <w:szCs w:val="20"/>
-          <w:lang w:eastAsia="ar-SA"/>
-        </w:rPr>
-      </w:pPr>
-      <w:r>
-        <w:rPr>
-          <w:rFonts w:ascii="Arial" w:hAnsi="Arial"/>
-          <w:color w:val="000000"/>
-          <w:sz w:val="16"/>
-          <w:szCs w:val="20"/>
-          <w:lang w:eastAsia="ar-SA"/>
-        </w:rPr>
-        <w:t xml:space="preserve">12517 Capitol Saddlery </w:t>
-      </w:r>
-      <w:proofErr w:type="spellStart"/>
-      <w:r>
-        <w:rPr>
-          <w:rFonts w:ascii="Arial" w:hAnsi="Arial"/>
-          <w:color w:val="000000"/>
-          <w:sz w:val="16"/>
-          <w:szCs w:val="20"/>
-          <w:lang w:eastAsia="ar-SA"/>
-        </w:rPr>
-        <w:t>Trl</w:t>
-      </w:r>
-      <w:proofErr w:type="spellEnd"/>
-    </w:p>
-    <w:p>
-      <w:pPr>
-        <w:tabs>
-          <w:tab w:val="left" w:pos="-720"/>
-        </w:tabs>
-        <w:ind w:right="-720"/>
-        <w:jc w:val="center"/>
-        <w:rPr>
-          <w:rFonts w:ascii="Arial" w:hAnsi="Arial"/>
-          <w:color w:val="000000"/>
-          <w:sz w:val="16"/>
-          <w:szCs w:val="20"/>
-          <w:lang w:eastAsia="ar-SA"/>
-        </w:rPr>
-      </w:pPr>
-      <w:r>
-        <w:rPr>
-          <w:rFonts w:ascii="Arial" w:hAnsi="Arial"/>
-          <w:color w:val="000000"/>
-          <w:sz w:val="16"/>
-          <w:szCs w:val="20"/>
-          <w:lang w:eastAsia="ar-SA"/>
-        </w:rPr>
-        <w:t>Austin, TX 78732</w:t>
       </w:r>
     </w:p>
     <w:p>
@@ -155,7 +91,7 @@
             <w:szCs w:val="20"/>
             <w:lang w:eastAsia="ar-SA"/>
           </w:rPr>
-          <w:t>sydpolk@gmail.com</w:t>
+          <w:t>syd@sydpolk.com</w:t>
         </w:r>
       </w:hyperlink>
     </w:p>
@@ -336,12 +272,24 @@
       <w:r>
         <w:rPr>
           <w:rFonts w:ascii="Arial" w:hAnsi="Arial"/>
-          <w:color w:val="000000"/>
-          <w:sz w:val="18"/>
-          <w:szCs w:val="22"/>
-          <w:lang w:eastAsia="ar-SA"/>
-        </w:rPr>
-        <w:t xml:space="preserve">Rice University, Houston, </w:t>
+          <w:b/>
+          <w:bCs/>
+          <w:color w:val="000000"/>
+          <w:sz w:val="18"/>
+          <w:szCs w:val="22"/>
+          <w:lang w:eastAsia="ar-SA"/>
+        </w:rPr>
+        <w:t>Rice University</w:t>
+      </w:r>
+      <w:r>
+        <w:rPr>
+          <w:rFonts w:ascii="Arial" w:hAnsi="Arial"/>
+          <w:color w:val="000000"/>
+          <w:sz w:val="18"/>
+          <w:szCs w:val="22"/>
+          <w:lang w:eastAsia="ar-SA"/>
+        </w:rPr>
+        <w:t xml:space="preserve">, Houston, </w:t>
       </w:r>
       <w:r>
         <w:rPr>
@@ -401,30 +349,1183 @@
       <w:r>
         <w:rPr>
           <w:rFonts w:ascii="Arial" w:hAnsi="Arial"/>
-          <w:color w:val="000000"/>
-          <w:sz w:val="18"/>
-          <w:szCs w:val="22"/>
-          <w:lang w:eastAsia="ar-SA"/>
-        </w:rPr>
-        <w:t xml:space="preserve">University of Miami School of Music (now Frost School of Music), Coral Gables, FL. Studied Jazz </w:t>
+          <w:b/>
+          <w:bCs/>
+          <w:color w:val="000000"/>
+          <w:sz w:val="18"/>
+          <w:szCs w:val="22"/>
+          <w:lang w:eastAsia="ar-SA"/>
+        </w:rPr>
+        <w:t>University of Miami School of Music</w:t>
+      </w:r>
+      <w:r>
+        <w:rPr>
+          <w:rFonts w:ascii="Arial" w:hAnsi="Arial"/>
+          <w:color w:val="000000"/>
+          <w:sz w:val="18"/>
+          <w:szCs w:val="22"/>
+          <w:lang w:eastAsia="ar-SA"/>
+        </w:rPr>
+        <w:t xml:space="preserve"> (now Frost School of Music), Coral Gables, FL. Studied Jazz Performanc</w:t>
+      </w:r>
+      <w:r>
+        <w:rPr>
+          <w:rFonts w:ascii="Arial" w:hAnsi="Arial"/>
+          <w:color w:val="000000"/>
+          <w:sz w:val="18"/>
+          <w:szCs w:val="22"/>
+          <w:lang w:eastAsia="ar-SA"/>
+        </w:rPr>
+        <w:t>e</w:t>
+      </w:r>
+      <w:r>
+        <w:rPr>
+          <w:rFonts w:ascii="Arial" w:hAnsi="Arial"/>
+          <w:color w:val="000000"/>
+          <w:sz w:val="18"/>
+          <w:szCs w:val="22"/>
+          <w:lang w:eastAsia="ar-SA"/>
+        </w:rPr>
+        <w:t>.</w:t>
+      </w:r>
+    </w:p>
+    <w:p>
+      <w:pPr>
+        <w:tabs>
+          <w:tab w:val="left" w:pos="-720"/>
+        </w:tabs>
+        <w:ind w:right="-720"/>
+        <w:rPr>
+          <w:rFonts w:ascii="Arial" w:hAnsi="Arial"/>
+          <w:color w:val="000000"/>
+          <w:sz w:val="18"/>
+          <w:szCs w:val="22"/>
+          <w:lang w:eastAsia="ar-SA"/>
+        </w:rPr>
+      </w:pPr>
+      <w:r>
+        <w:rPr>
+          <w:rFonts w:ascii="Arial" w:hAnsi="Arial"/>
+          <w:b/>
+          <w:bCs/>
+          <w:color w:val="000000"/>
+          <w:sz w:val="18"/>
+          <w:szCs w:val="22"/>
+          <w:lang w:eastAsia="ar-SA"/>
+        </w:rPr>
+        <w:t>High School for the Performing and Visual Arts</w:t>
+      </w:r>
+      <w:r>
+        <w:rPr>
+          <w:rFonts w:ascii="Arial" w:hAnsi="Arial"/>
+          <w:color w:val="000000"/>
+          <w:sz w:val="18"/>
+          <w:szCs w:val="22"/>
+          <w:lang w:eastAsia="ar-SA"/>
+        </w:rPr>
+        <w:t>, Houston, TX</w:t>
+      </w:r>
+    </w:p>
+    <w:p>
+      <w:pPr>
+        <w:tabs>
+          <w:tab w:val="left" w:pos="-720"/>
+        </w:tabs>
+        <w:ind w:right="-720"/>
+        <w:rPr>
+          <w:rFonts w:ascii="Arial" w:hAnsi="Arial"/>
+          <w:color w:val="000000"/>
+          <w:sz w:val="18"/>
+          <w:szCs w:val="22"/>
+          <w:lang w:eastAsia="ar-SA"/>
+        </w:rPr>
+      </w:pPr>
+    </w:p>
+    <w:p>
+      <w:pPr>
+        <w:tabs>
+          <w:tab w:val="left" w:pos="-720"/>
+        </w:tabs>
+        <w:ind w:right="-720"/>
+        <w:rPr>
+          <w:rFonts w:ascii="Arial" w:hAnsi="Arial"/>
+          <w:b/>
+          <w:bCs/>
+          <w:color w:val="000000"/>
+          <w:sz w:val="18"/>
+          <w:szCs w:val="22"/>
+          <w:lang w:eastAsia="ar-SA"/>
+        </w:rPr>
+      </w:pPr>
+      <w:r>
+        <w:rPr>
+          <w:rFonts w:ascii="Arial" w:hAnsi="Arial"/>
+          <w:color w:val="000000"/>
+          <w:sz w:val="18"/>
+          <w:szCs w:val="22"/>
+          <w:lang w:eastAsia="ar-SA"/>
+        </w:rPr>
+        <w:t xml:space="preserve">Studied with </w:t>
+      </w:r>
+      <w:r>
+        <w:rPr>
+          <w:rFonts w:ascii="Arial" w:hAnsi="Arial"/>
+          <w:b/>
+          <w:bCs/>
+          <w:color w:val="000000"/>
+          <w:sz w:val="18"/>
+          <w:szCs w:val="22"/>
+          <w:lang w:eastAsia="ar-SA"/>
+        </w:rPr>
+        <w:t>Victor Morosco, Ginger Rombach-Adams, Gary Keller, Laura Hunter,</w:t>
+      </w:r>
+      <w:r>
+        <w:rPr>
+          <w:rFonts w:ascii="Arial" w:hAnsi="Arial"/>
+          <w:color w:val="000000"/>
+          <w:sz w:val="18"/>
+          <w:szCs w:val="22"/>
+          <w:lang w:eastAsia="ar-SA"/>
+        </w:rPr>
+        <w:t xml:space="preserve"> </w:t>
+      </w:r>
+      <w:r>
+        <w:rPr>
+          <w:rFonts w:ascii="Arial" w:hAnsi="Arial"/>
+          <w:b/>
+          <w:bCs/>
+          <w:color w:val="000000"/>
+          <w:sz w:val="18"/>
+          <w:szCs w:val="22"/>
+          <w:lang w:eastAsia="ar-SA"/>
+        </w:rPr>
+        <w:t>Horace Alexander Young III</w:t>
+      </w:r>
+      <w:r>
+        <w:rPr>
+          <w:rFonts w:ascii="Arial" w:hAnsi="Arial"/>
+          <w:color w:val="000000"/>
+          <w:sz w:val="18"/>
+          <w:szCs w:val="22"/>
+          <w:lang w:eastAsia="ar-SA"/>
+        </w:rPr>
+        <w:t xml:space="preserve">, and </w:t>
+      </w:r>
+      <w:r>
+        <w:rPr>
+          <w:rFonts w:ascii="Arial" w:hAnsi="Arial"/>
+          <w:b/>
+          <w:bCs/>
+          <w:color w:val="000000"/>
+          <w:sz w:val="18"/>
+          <w:szCs w:val="22"/>
+          <w:lang w:eastAsia="ar-SA"/>
+        </w:rPr>
+        <w:t>Dr. Robert Morgan</w:t>
+      </w:r>
+    </w:p>
+    <w:p>
+      <w:pPr>
+        <w:tabs>
+          <w:tab w:val="left" w:pos="-720"/>
+        </w:tabs>
+        <w:ind w:right="-720"/>
+        <w:rPr>
+          <w:rFonts w:ascii="Arial" w:hAnsi="Arial"/>
+          <w:b/>
+          <w:color w:val="000000"/>
+          <w:sz w:val="20"/>
+          <w:lang w:eastAsia="ar-SA"/>
+        </w:rPr>
+      </w:pPr>
+    </w:p>
+    <w:p>
+      <w:pPr>
+        <w:tabs>
+          <w:tab w:val="left" w:pos="-720"/>
+        </w:tabs>
+        <w:ind w:right="-720"/>
+        <w:rPr>
+          <w:rFonts w:ascii="Arial" w:hAnsi="Arial"/>
+          <w:b/>
+          <w:color w:val="000000"/>
+          <w:sz w:val="20"/>
+          <w:szCs w:val="22"/>
+          <w:lang w:eastAsia="ar-SA"/>
+        </w:rPr>
+      </w:pPr>
+      <w:r>
+        <w:rPr>
+          <w:rFonts w:ascii="Arial" w:hAnsi="Arial"/>
+          <w:b/>
+          <w:color w:val="000000"/>
+          <w:sz w:val="20"/>
+          <w:szCs w:val="22"/>
+          <w:lang w:eastAsia="ar-SA"/>
+        </w:rPr>
+        <w:t>PROFESSIONAL ENSEMBLES</w:t>
+      </w:r>
+    </w:p>
+    <w:p>
+      <w:pPr>
+        <w:tabs>
+          <w:tab w:val="left" w:pos="-720"/>
+        </w:tabs>
+        <w:ind w:right="-720"/>
+        <w:rPr>
+          <w:rFonts w:ascii="Arial" w:hAnsi="Arial"/>
+          <w:b/>
+          <w:color w:val="000000"/>
+          <w:sz w:val="20"/>
+          <w:szCs w:val="22"/>
+          <w:lang w:eastAsia="ar-SA"/>
+        </w:rPr>
+      </w:pPr>
+    </w:p>
+    <w:p>
+      <w:pPr>
+        <w:tabs>
+          <w:tab w:val="left" w:pos="-720"/>
+        </w:tabs>
+        <w:ind w:right="-720"/>
+        <w:rPr>
+          <w:rFonts w:ascii="Arial" w:hAnsi="Arial"/>
+          <w:bCs/>
+          <w:color w:val="000000"/>
+          <w:sz w:val="20"/>
+          <w:szCs w:val="22"/>
+          <w:lang w:eastAsia="ar-SA"/>
+        </w:rPr>
+      </w:pPr>
+      <w:r>
+        <w:rPr>
+          <w:rFonts w:ascii="Arial" w:hAnsi="Arial"/>
+          <w:b/>
+          <w:color w:val="000000"/>
+          <w:sz w:val="20"/>
+          <w:szCs w:val="22"/>
+          <w:lang w:eastAsia="ar-SA"/>
+        </w:rPr>
+        <w:t xml:space="preserve">Austin Jazz Band, Austin, </w:t>
+      </w:r>
+      <w:proofErr w:type="gramStart"/>
+      <w:r>
+        <w:rPr>
+          <w:rFonts w:ascii="Arial" w:hAnsi="Arial"/>
+          <w:b/>
+          <w:color w:val="000000"/>
+          <w:sz w:val="20"/>
+          <w:szCs w:val="22"/>
+          <w:lang w:eastAsia="ar-SA"/>
+        </w:rPr>
+        <w:t xml:space="preserve">TX, </w:t>
+      </w:r>
+      <w:r>
+        <w:rPr>
+          <w:rFonts w:ascii="Arial" w:hAnsi="Arial"/>
+          <w:bCs/>
+          <w:color w:val="000000"/>
+          <w:sz w:val="20"/>
+          <w:szCs w:val="22"/>
+          <w:lang w:eastAsia="ar-SA"/>
+        </w:rPr>
+        <w:t xml:space="preserve"> 2017</w:t>
+      </w:r>
+      <w:proofErr w:type="gramEnd"/>
+      <w:r>
+        <w:rPr>
+          <w:rFonts w:ascii="Arial" w:hAnsi="Arial"/>
+          <w:bCs/>
+          <w:color w:val="000000"/>
+          <w:sz w:val="20"/>
+          <w:szCs w:val="22"/>
+          <w:lang w:eastAsia="ar-SA"/>
+        </w:rPr>
+        <w:t>-2026</w:t>
+      </w:r>
+    </w:p>
+    <w:p>
+      <w:pPr>
+        <w:tabs>
+          <w:tab w:val="left" w:pos="-720"/>
+        </w:tabs>
+        <w:ind w:right="-720"/>
+        <w:rPr>
+          <w:rFonts w:ascii="Arial" w:hAnsi="Arial"/>
+          <w:bCs/>
+          <w:color w:val="000000"/>
+          <w:sz w:val="20"/>
+          <w:szCs w:val="22"/>
+          <w:lang w:eastAsia="ar-SA"/>
+        </w:rPr>
+      </w:pPr>
+      <w:r>
+        <w:rPr>
+          <w:rFonts w:ascii="Arial" w:hAnsi="Arial"/>
+          <w:bCs/>
+          <w:color w:val="000000"/>
+          <w:sz w:val="20"/>
+          <w:szCs w:val="22"/>
+          <w:lang w:eastAsia="ar-SA"/>
+        </w:rPr>
+        <w:t>Community Jazz Band</w:t>
+      </w:r>
+    </w:p>
+    <w:p>
+      <w:pPr>
+        <w:tabs>
+          <w:tab w:val="left" w:pos="-720"/>
+        </w:tabs>
+        <w:ind w:right="-720"/>
+        <w:rPr>
+          <w:rFonts w:ascii="Arial" w:hAnsi="Arial"/>
+          <w:bCs/>
+          <w:color w:val="000000"/>
+          <w:sz w:val="20"/>
+          <w:szCs w:val="22"/>
+          <w:lang w:eastAsia="ar-SA"/>
+        </w:rPr>
+      </w:pPr>
+      <w:r>
+        <w:rPr>
+          <w:rFonts w:ascii="Arial" w:hAnsi="Arial"/>
+          <w:bCs/>
+          <w:color w:val="000000"/>
+          <w:sz w:val="20"/>
+          <w:szCs w:val="22"/>
+          <w:lang w:eastAsia="ar-SA"/>
+        </w:rPr>
+        <w:t>Baritone sax, bass clarinet, tenor sax, piccolo, flute, alto flute, clarinet</w:t>
+      </w:r>
+    </w:p>
+    <w:p>
+      <w:pPr>
+        <w:tabs>
+          <w:tab w:val="left" w:pos="-720"/>
+        </w:tabs>
+        <w:ind w:right="-720"/>
+        <w:rPr>
+          <w:rFonts w:ascii="Arial" w:hAnsi="Arial"/>
+          <w:b/>
+          <w:color w:val="000000"/>
+          <w:sz w:val="20"/>
+          <w:szCs w:val="22"/>
+          <w:lang w:eastAsia="ar-SA"/>
+        </w:rPr>
+      </w:pPr>
+    </w:p>
+    <w:p>
+      <w:pPr>
+        <w:tabs>
+          <w:tab w:val="left" w:pos="-720"/>
+        </w:tabs>
+        <w:ind w:right="-720"/>
+        <w:rPr>
+          <w:rFonts w:ascii="Arial" w:hAnsi="Arial"/>
+          <w:bCs/>
+          <w:color w:val="000000"/>
+          <w:sz w:val="20"/>
+          <w:szCs w:val="22"/>
+          <w:lang w:eastAsia="ar-SA"/>
+        </w:rPr>
+      </w:pPr>
+      <w:r>
+        <w:rPr>
+          <w:rFonts w:ascii="Arial" w:hAnsi="Arial"/>
+          <w:b/>
+          <w:color w:val="000000"/>
+          <w:sz w:val="20"/>
+          <w:szCs w:val="22"/>
+          <w:lang w:eastAsia="ar-SA"/>
+        </w:rPr>
+        <w:t xml:space="preserve">Jumpstart Music, Austin, TX, </w:t>
+      </w:r>
+      <w:r>
+        <w:rPr>
+          <w:rFonts w:ascii="Arial" w:hAnsi="Arial"/>
+          <w:bCs/>
+          <w:color w:val="000000"/>
+          <w:sz w:val="20"/>
+          <w:szCs w:val="22"/>
+          <w:lang w:eastAsia="ar-SA"/>
+        </w:rPr>
+        <w:t>2007-</w:t>
+      </w:r>
+      <w:r>
+        <w:rPr>
+          <w:rFonts w:ascii="Arial" w:hAnsi="Arial"/>
+          <w:bCs/>
+          <w:color w:val="000000"/>
+          <w:sz w:val="20"/>
+          <w:szCs w:val="22"/>
+          <w:lang w:eastAsia="ar-SA"/>
+        </w:rPr>
+        <w:t>2024</w:t>
+      </w:r>
+    </w:p>
+    <w:p>
+      <w:pPr>
+        <w:tabs>
+          <w:tab w:val="left" w:pos="-720"/>
+        </w:tabs>
+        <w:ind w:right="-720"/>
+        <w:rPr>
+          <w:rFonts w:ascii="Arial" w:hAnsi="Arial"/>
+          <w:bCs/>
+          <w:color w:val="000000"/>
+          <w:sz w:val="20"/>
+          <w:szCs w:val="22"/>
+          <w:lang w:eastAsia="ar-SA"/>
+        </w:rPr>
+      </w:pPr>
+      <w:r>
+        <w:rPr>
+          <w:rFonts w:ascii="Arial" w:hAnsi="Arial"/>
+          <w:bCs/>
+          <w:color w:val="000000"/>
+          <w:sz w:val="20"/>
+          <w:szCs w:val="22"/>
+          <w:lang w:eastAsia="ar-SA"/>
+        </w:rPr>
+        <w:t>Wedding/Cover/Party Band</w:t>
+      </w:r>
+    </w:p>
+    <w:p>
+      <w:pPr>
+        <w:tabs>
+          <w:tab w:val="left" w:pos="-720"/>
+        </w:tabs>
+        <w:ind w:right="-720"/>
+        <w:rPr>
+          <w:rFonts w:ascii="Arial" w:hAnsi="Arial"/>
+          <w:bCs/>
+          <w:color w:val="000000"/>
+          <w:sz w:val="20"/>
+          <w:szCs w:val="22"/>
+          <w:lang w:eastAsia="ar-SA"/>
+        </w:rPr>
+      </w:pPr>
+      <w:r>
+        <w:rPr>
+          <w:rFonts w:ascii="Arial" w:hAnsi="Arial"/>
+          <w:bCs/>
+          <w:color w:val="000000"/>
+          <w:sz w:val="20"/>
+          <w:szCs w:val="22"/>
+          <w:lang w:eastAsia="ar-SA"/>
+        </w:rPr>
+        <w:t>Leader, Horn Section</w:t>
+      </w:r>
+    </w:p>
+    <w:p>
+      <w:pPr>
+        <w:tabs>
+          <w:tab w:val="left" w:pos="-720"/>
+        </w:tabs>
+        <w:ind w:right="-720"/>
+        <w:rPr>
+          <w:rFonts w:ascii="Arial" w:hAnsi="Arial"/>
+          <w:bCs/>
+          <w:color w:val="000000"/>
+          <w:sz w:val="20"/>
+          <w:szCs w:val="22"/>
+          <w:lang w:eastAsia="ar-SA"/>
+        </w:rPr>
+      </w:pPr>
+      <w:r>
+        <w:rPr>
+          <w:rFonts w:ascii="Arial" w:hAnsi="Arial"/>
+          <w:bCs/>
+          <w:color w:val="000000"/>
+          <w:sz w:val="20"/>
+          <w:szCs w:val="22"/>
+          <w:lang w:eastAsia="ar-SA"/>
+        </w:rPr>
+        <w:t>Arranger, Horn Section</w:t>
+      </w:r>
+    </w:p>
+    <w:p>
+      <w:pPr>
+        <w:tabs>
+          <w:tab w:val="left" w:pos="-720"/>
+        </w:tabs>
+        <w:ind w:right="-720"/>
+        <w:rPr>
+          <w:rFonts w:ascii="Arial" w:hAnsi="Arial"/>
+          <w:bCs/>
+          <w:color w:val="000000"/>
+          <w:sz w:val="20"/>
+          <w:szCs w:val="22"/>
+          <w:lang w:eastAsia="ar-SA"/>
+        </w:rPr>
+      </w:pPr>
+      <w:r>
+        <w:rPr>
+          <w:rFonts w:ascii="Arial" w:hAnsi="Arial"/>
+          <w:bCs/>
+          <w:color w:val="000000"/>
+          <w:sz w:val="20"/>
+          <w:szCs w:val="22"/>
+          <w:lang w:eastAsia="ar-SA"/>
+        </w:rPr>
+        <w:t>Baritone sax, alto sax, flute, tenor sax, clarinet, soprano sax, cowbell</w:t>
+      </w:r>
+    </w:p>
+    <w:p>
+      <w:pPr>
+        <w:tabs>
+          <w:tab w:val="left" w:pos="-720"/>
+        </w:tabs>
+        <w:ind w:right="-720"/>
+        <w:rPr>
+          <w:rFonts w:ascii="Arial" w:hAnsi="Arial"/>
+          <w:bCs/>
+          <w:color w:val="000000"/>
+          <w:sz w:val="20"/>
+          <w:szCs w:val="22"/>
+          <w:lang w:eastAsia="ar-SA"/>
+        </w:rPr>
+      </w:pPr>
+    </w:p>
+    <w:p>
+      <w:pPr>
+        <w:tabs>
+          <w:tab w:val="left" w:pos="-720"/>
+        </w:tabs>
+        <w:ind w:right="-720"/>
+        <w:rPr>
+          <w:rFonts w:ascii="Arial" w:hAnsi="Arial"/>
+          <w:bCs/>
+          <w:color w:val="000000"/>
+          <w:sz w:val="20"/>
+          <w:szCs w:val="22"/>
+          <w:lang w:eastAsia="ar-SA"/>
+        </w:rPr>
+      </w:pPr>
+      <w:r>
+        <w:rPr>
+          <w:rFonts w:ascii="Arial" w:hAnsi="Arial"/>
+          <w:b/>
+          <w:color w:val="000000"/>
+          <w:sz w:val="20"/>
+          <w:szCs w:val="22"/>
+          <w:lang w:eastAsia="ar-SA"/>
+        </w:rPr>
+        <w:t xml:space="preserve">Green Onions, Houston, TX, </w:t>
+      </w:r>
+      <w:r>
+        <w:rPr>
+          <w:rFonts w:ascii="Arial" w:hAnsi="Arial"/>
+          <w:bCs/>
+          <w:color w:val="000000"/>
+          <w:sz w:val="20"/>
+          <w:szCs w:val="22"/>
+          <w:lang w:eastAsia="ar-SA"/>
+        </w:rPr>
+        <w:t>1987-1988</w:t>
+      </w:r>
+    </w:p>
+    <w:p>
+      <w:pPr>
+        <w:tabs>
+          <w:tab w:val="left" w:pos="-720"/>
+        </w:tabs>
+        <w:ind w:right="-720"/>
+        <w:rPr>
+          <w:rFonts w:ascii="Arial" w:hAnsi="Arial"/>
+          <w:bCs/>
+          <w:color w:val="000000"/>
+          <w:sz w:val="20"/>
+          <w:szCs w:val="22"/>
+          <w:lang w:eastAsia="ar-SA"/>
+        </w:rPr>
+      </w:pPr>
+      <w:r>
+        <w:rPr>
+          <w:rFonts w:ascii="Arial" w:hAnsi="Arial"/>
+          <w:bCs/>
+          <w:color w:val="000000"/>
+          <w:sz w:val="20"/>
+          <w:szCs w:val="22"/>
+          <w:lang w:eastAsia="ar-SA"/>
+        </w:rPr>
+        <w:t>Cover/Party Band</w:t>
+      </w:r>
+    </w:p>
+    <w:p>
+      <w:pPr>
+        <w:tabs>
+          <w:tab w:val="left" w:pos="-720"/>
+        </w:tabs>
+        <w:ind w:right="-720"/>
+        <w:rPr>
+          <w:rFonts w:ascii="Arial" w:hAnsi="Arial"/>
+          <w:bCs/>
+          <w:color w:val="000000"/>
+          <w:sz w:val="20"/>
+          <w:szCs w:val="22"/>
+          <w:lang w:eastAsia="ar-SA"/>
+        </w:rPr>
+      </w:pPr>
+      <w:r>
+        <w:rPr>
+          <w:rFonts w:ascii="Arial" w:hAnsi="Arial"/>
+          <w:bCs/>
+          <w:color w:val="000000"/>
+          <w:sz w:val="20"/>
+          <w:szCs w:val="22"/>
+          <w:lang w:eastAsia="ar-SA"/>
+        </w:rPr>
+        <w:t>Baritone sax</w:t>
+      </w:r>
+    </w:p>
+    <w:p>
+      <w:pPr>
+        <w:tabs>
+          <w:tab w:val="left" w:pos="-720"/>
+        </w:tabs>
+        <w:ind w:right="-720"/>
+        <w:rPr>
+          <w:rFonts w:ascii="Arial" w:hAnsi="Arial"/>
+          <w:bCs/>
+          <w:color w:val="000000"/>
+          <w:sz w:val="20"/>
+          <w:szCs w:val="22"/>
+          <w:lang w:eastAsia="ar-SA"/>
+        </w:rPr>
+      </w:pPr>
+    </w:p>
+    <w:p>
+      <w:pPr>
+        <w:tabs>
+          <w:tab w:val="left" w:pos="-720"/>
+        </w:tabs>
+        <w:ind w:right="-720"/>
+        <w:rPr>
+          <w:rFonts w:ascii="Arial" w:hAnsi="Arial"/>
+          <w:b/>
+          <w:color w:val="000000"/>
+          <w:sz w:val="20"/>
+          <w:szCs w:val="22"/>
+          <w:lang w:eastAsia="ar-SA"/>
+        </w:rPr>
+      </w:pPr>
+      <w:r>
+        <w:rPr>
+          <w:rFonts w:ascii="Arial" w:hAnsi="Arial"/>
+          <w:b/>
+          <w:color w:val="000000"/>
+          <w:sz w:val="20"/>
+          <w:szCs w:val="22"/>
+          <w:lang w:eastAsia="ar-SA"/>
+        </w:rPr>
+        <w:t>PROFESSIONAL APPEARANCES</w:t>
+      </w:r>
+    </w:p>
+    <w:p>
+      <w:pPr>
+        <w:tabs>
+          <w:tab w:val="left" w:pos="-720"/>
+        </w:tabs>
+        <w:ind w:right="-720"/>
+        <w:rPr>
+          <w:rFonts w:ascii="Arial" w:hAnsi="Arial"/>
+          <w:b/>
+          <w:color w:val="000000"/>
+          <w:sz w:val="20"/>
+          <w:szCs w:val="22"/>
+          <w:lang w:eastAsia="ar-SA"/>
+        </w:rPr>
+      </w:pPr>
+    </w:p>
+    <w:p>
+      <w:pPr>
+        <w:tabs>
+          <w:tab w:val="left" w:pos="-720"/>
+        </w:tabs>
+        <w:ind w:right="-720"/>
+        <w:rPr>
+          <w:rFonts w:ascii="Arial" w:hAnsi="Arial"/>
+          <w:b/>
+          <w:color w:val="000000"/>
+          <w:sz w:val="20"/>
+          <w:szCs w:val="22"/>
+          <w:lang w:eastAsia="ar-SA"/>
+        </w:rPr>
+      </w:pPr>
+      <w:r>
+        <w:rPr>
+          <w:rFonts w:ascii="Arial" w:hAnsi="Arial"/>
+          <w:b/>
+          <w:color w:val="000000"/>
+          <w:sz w:val="20"/>
+          <w:szCs w:val="22"/>
+          <w:lang w:eastAsia="ar-SA"/>
+        </w:rPr>
+        <w:t>Match Maker Band, Austin, TX</w:t>
+      </w:r>
+    </w:p>
+    <w:p>
+      <w:pPr>
+        <w:tabs>
+          <w:tab w:val="left" w:pos="-720"/>
+        </w:tabs>
+        <w:ind w:right="-720"/>
+        <w:rPr>
+          <w:rFonts w:ascii="Arial" w:hAnsi="Arial"/>
+          <w:b/>
+          <w:color w:val="000000"/>
+          <w:sz w:val="20"/>
+          <w:szCs w:val="22"/>
+          <w:lang w:eastAsia="ar-SA"/>
+        </w:rPr>
+      </w:pPr>
+      <w:r>
+        <w:rPr>
+          <w:rFonts w:ascii="Arial" w:hAnsi="Arial"/>
+          <w:b/>
+          <w:color w:val="000000"/>
+          <w:sz w:val="20"/>
+          <w:szCs w:val="22"/>
+          <w:lang w:eastAsia="ar-SA"/>
+        </w:rPr>
+        <w:t>John Raiit</w:t>
+      </w:r>
+    </w:p>
+    <w:p>
+      <w:pPr>
+        <w:tabs>
+          <w:tab w:val="left" w:pos="-720"/>
+        </w:tabs>
+        <w:ind w:right="-720"/>
+        <w:rPr>
+          <w:rFonts w:ascii="Arial" w:hAnsi="Arial"/>
+          <w:b/>
+          <w:color w:val="000000"/>
+          <w:sz w:val="20"/>
+          <w:szCs w:val="22"/>
+          <w:lang w:eastAsia="ar-SA"/>
+        </w:rPr>
+      </w:pPr>
+      <w:r>
+        <w:rPr>
+          <w:rFonts w:ascii="Arial" w:hAnsi="Arial"/>
+          <w:b/>
+          <w:color w:val="000000"/>
+          <w:sz w:val="20"/>
+          <w:szCs w:val="22"/>
+          <w:lang w:eastAsia="ar-SA"/>
+        </w:rPr>
+        <w:t>Anna Maria Alberghetti</w:t>
+      </w:r>
+    </w:p>
+    <w:p>
+      <w:pPr>
+        <w:tabs>
+          <w:tab w:val="left" w:pos="-720"/>
+        </w:tabs>
+        <w:ind w:right="-720"/>
+        <w:rPr>
+          <w:rFonts w:ascii="Arial" w:hAnsi="Arial"/>
+          <w:b/>
+          <w:color w:val="000000"/>
+          <w:sz w:val="20"/>
+          <w:szCs w:val="22"/>
+          <w:lang w:eastAsia="ar-SA"/>
+        </w:rPr>
+      </w:pPr>
+      <w:r>
+        <w:rPr>
+          <w:rFonts w:ascii="Arial" w:hAnsi="Arial"/>
+          <w:b/>
+          <w:color w:val="000000"/>
+          <w:sz w:val="20"/>
+          <w:szCs w:val="22"/>
+          <w:lang w:eastAsia="ar-SA"/>
+        </w:rPr>
+        <w:t>Aaron Neville</w:t>
+      </w:r>
+    </w:p>
+    <w:p>
+      <w:pPr>
+        <w:tabs>
+          <w:tab w:val="left" w:pos="-720"/>
+        </w:tabs>
+        <w:ind w:right="-720"/>
+        <w:rPr>
+          <w:rFonts w:ascii="Arial" w:hAnsi="Arial"/>
+          <w:b/>
+          <w:color w:val="000000"/>
+          <w:sz w:val="20"/>
+          <w:szCs w:val="22"/>
+          <w:lang w:eastAsia="ar-SA"/>
+        </w:rPr>
+      </w:pPr>
+      <w:r>
+        <w:rPr>
+          <w:rFonts w:ascii="Arial" w:hAnsi="Arial"/>
+          <w:b/>
+          <w:color w:val="000000"/>
+          <w:sz w:val="20"/>
+          <w:szCs w:val="22"/>
+          <w:lang w:eastAsia="ar-SA"/>
+        </w:rPr>
+        <w:t>Melissa Manchester</w:t>
+      </w:r>
+    </w:p>
+    <w:p>
+      <w:pPr>
+        <w:tabs>
+          <w:tab w:val="left" w:pos="-720"/>
+        </w:tabs>
+        <w:ind w:right="-720"/>
+        <w:rPr>
+          <w:rFonts w:ascii="Arial" w:hAnsi="Arial"/>
+          <w:b/>
+          <w:color w:val="000000"/>
+          <w:sz w:val="20"/>
+          <w:szCs w:val="22"/>
+          <w:lang w:eastAsia="ar-SA"/>
+        </w:rPr>
+      </w:pPr>
+      <w:r>
+        <w:rPr>
+          <w:rFonts w:ascii="Arial" w:hAnsi="Arial"/>
+          <w:b/>
+          <w:color w:val="000000"/>
+          <w:sz w:val="20"/>
+          <w:szCs w:val="22"/>
+          <w:lang w:eastAsia="ar-SA"/>
+        </w:rPr>
+        <w:t>Roberta Flack</w:t>
+      </w:r>
+    </w:p>
+    <w:p>
+      <w:pPr>
+        <w:tabs>
+          <w:tab w:val="left" w:pos="-720"/>
+        </w:tabs>
+        <w:ind w:right="-720"/>
+        <w:rPr>
+          <w:rFonts w:ascii="Arial" w:hAnsi="Arial"/>
+          <w:b/>
+          <w:color w:val="000000"/>
+          <w:sz w:val="20"/>
+          <w:szCs w:val="22"/>
+          <w:lang w:eastAsia="ar-SA"/>
+        </w:rPr>
+      </w:pPr>
+      <w:r>
+        <w:rPr>
+          <w:rFonts w:ascii="Arial" w:hAnsi="Arial"/>
+          <w:b/>
+          <w:color w:val="000000"/>
+          <w:sz w:val="20"/>
+          <w:szCs w:val="22"/>
+          <w:lang w:eastAsia="ar-SA"/>
+        </w:rPr>
+        <w:t>Peabo Bryson</w:t>
+      </w:r>
+    </w:p>
+    <w:p>
+      <w:pPr>
+        <w:tabs>
+          <w:tab w:val="left" w:pos="-720"/>
+        </w:tabs>
+        <w:ind w:right="-720"/>
+        <w:rPr>
+          <w:rFonts w:ascii="Arial" w:hAnsi="Arial"/>
+          <w:b/>
+          <w:color w:val="000000"/>
+          <w:sz w:val="20"/>
+          <w:szCs w:val="22"/>
+          <w:lang w:eastAsia="ar-SA"/>
+        </w:rPr>
+      </w:pPr>
+      <w:r>
+        <w:rPr>
+          <w:rFonts w:ascii="Arial" w:hAnsi="Arial"/>
+          <w:b/>
+          <w:color w:val="000000"/>
+          <w:sz w:val="20"/>
+          <w:szCs w:val="22"/>
+          <w:lang w:eastAsia="ar-SA"/>
+        </w:rPr>
+        <w:t>Rosemary Clooney</w:t>
+      </w:r>
+    </w:p>
+    <w:p>
+      <w:pPr>
+        <w:tabs>
+          <w:tab w:val="left" w:pos="-720"/>
+        </w:tabs>
+        <w:ind w:right="-720"/>
+        <w:rPr>
+          <w:rFonts w:ascii="Arial" w:hAnsi="Arial"/>
+          <w:b/>
+          <w:color w:val="000000"/>
+          <w:sz w:val="20"/>
+          <w:szCs w:val="22"/>
+          <w:lang w:eastAsia="ar-SA"/>
+        </w:rPr>
+      </w:pPr>
+      <w:r>
+        <w:rPr>
+          <w:rFonts w:ascii="Arial" w:hAnsi="Arial"/>
+          <w:b/>
+          <w:color w:val="000000"/>
+          <w:sz w:val="20"/>
+          <w:szCs w:val="22"/>
+          <w:lang w:eastAsia="ar-SA"/>
+        </w:rPr>
+        <w:t>The Smothers Brothers</w:t>
+      </w:r>
+    </w:p>
+    <w:p>
+      <w:pPr>
+        <w:tabs>
+          <w:tab w:val="left" w:pos="-720"/>
+        </w:tabs>
+        <w:ind w:right="-720"/>
+        <w:rPr>
+          <w:rFonts w:ascii="Arial" w:hAnsi="Arial"/>
+          <w:b/>
+          <w:color w:val="000000"/>
+          <w:sz w:val="20"/>
+          <w:szCs w:val="22"/>
+          <w:lang w:eastAsia="ar-SA"/>
+        </w:rPr>
+      </w:pPr>
+      <w:r>
+        <w:rPr>
+          <w:rFonts w:ascii="Arial" w:hAnsi="Arial"/>
+          <w:b/>
+          <w:color w:val="000000"/>
+          <w:sz w:val="20"/>
+          <w:szCs w:val="22"/>
+          <w:lang w:eastAsia="ar-SA"/>
+        </w:rPr>
+        <w:t>Chase Gassaway (Studio recording)</w:t>
+      </w:r>
+    </w:p>
+    <w:p>
+      <w:pPr>
+        <w:tabs>
+          <w:tab w:val="left" w:pos="-720"/>
+        </w:tabs>
+        <w:ind w:right="-720"/>
+        <w:rPr>
+          <w:rFonts w:ascii="Arial" w:hAnsi="Arial"/>
+          <w:b/>
+          <w:color w:val="000000"/>
+          <w:sz w:val="20"/>
+          <w:szCs w:val="22"/>
+          <w:lang w:eastAsia="ar-SA"/>
+        </w:rPr>
+      </w:pPr>
+      <w:r>
+        <w:rPr>
+          <w:rFonts w:ascii="Arial" w:hAnsi="Arial"/>
+          <w:b/>
+          <w:color w:val="000000"/>
+          <w:sz w:val="20"/>
+          <w:szCs w:val="22"/>
+          <w:lang w:eastAsia="ar-SA"/>
+        </w:rPr>
+        <w:t>The Buddy Brock Band, Houston, TX</w:t>
+      </w:r>
+    </w:p>
+    <w:p>
+      <w:pPr>
+        <w:tabs>
+          <w:tab w:val="left" w:pos="-720"/>
+        </w:tabs>
+        <w:ind w:right="-720"/>
+        <w:rPr>
+          <w:rFonts w:ascii="Arial" w:hAnsi="Arial"/>
+          <w:b/>
+          <w:color w:val="000000"/>
+          <w:sz w:val="20"/>
+          <w:szCs w:val="22"/>
+          <w:lang w:eastAsia="ar-SA"/>
+        </w:rPr>
+      </w:pPr>
+    </w:p>
+    <w:p>
+      <w:pPr>
+        <w:tabs>
+          <w:tab w:val="left" w:pos="-720"/>
+        </w:tabs>
+        <w:ind w:right="-720"/>
+        <w:rPr>
+          <w:rFonts w:ascii="Arial" w:hAnsi="Arial"/>
+          <w:b/>
+          <w:color w:val="000000"/>
+          <w:sz w:val="20"/>
+          <w:szCs w:val="22"/>
+          <w:lang w:eastAsia="ar-SA"/>
+        </w:rPr>
+      </w:pPr>
+      <w:r>
+        <w:rPr>
+          <w:rFonts w:ascii="Arial" w:hAnsi="Arial"/>
+          <w:b/>
+          <w:color w:val="000000"/>
+          <w:sz w:val="20"/>
+          <w:szCs w:val="22"/>
+          <w:lang w:eastAsia="ar-SA"/>
+        </w:rPr>
+        <w:t>MUSICAL THEATER APPEARANCES</w:t>
+      </w:r>
+    </w:p>
+    <w:p>
+      <w:pPr>
+        <w:tabs>
+          <w:tab w:val="left" w:pos="-720"/>
+        </w:tabs>
+        <w:ind w:right="-720"/>
+        <w:rPr>
+          <w:rFonts w:ascii="Arial" w:hAnsi="Arial"/>
+          <w:b/>
+          <w:color w:val="000000"/>
+          <w:sz w:val="20"/>
+          <w:szCs w:val="22"/>
+          <w:lang w:eastAsia="ar-SA"/>
+        </w:rPr>
+      </w:pPr>
+    </w:p>
+    <w:p>
+      <w:pPr>
+        <w:tabs>
+          <w:tab w:val="left" w:pos="-720"/>
+        </w:tabs>
+        <w:ind w:right="-720"/>
+        <w:rPr>
+          <w:rFonts w:ascii="Arial" w:hAnsi="Arial"/>
+          <w:bCs/>
+          <w:color w:val="000000"/>
+          <w:sz w:val="20"/>
+          <w:szCs w:val="22"/>
+          <w:lang w:eastAsia="ar-SA"/>
+        </w:rPr>
+      </w:pPr>
+      <w:r>
+        <w:rPr>
+          <w:rFonts w:ascii="Arial" w:hAnsi="Arial"/>
+          <w:bCs/>
+          <w:color w:val="000000"/>
+          <w:sz w:val="20"/>
+          <w:szCs w:val="22"/>
+          <w:lang w:eastAsia="ar-SA"/>
+        </w:rPr>
+        <w:t xml:space="preserve">Piccolo, flute, alto flute, Eb clarinet, clarinet, bass clarinet, </w:t>
+      </w:r>
+      <w:r>
+        <w:rPr>
+          <w:rFonts w:ascii="Arial" w:hAnsi="Arial"/>
+          <w:bCs/>
+          <w:color w:val="000000"/>
+          <w:sz w:val="20"/>
+          <w:szCs w:val="22"/>
+          <w:lang w:eastAsia="ar-SA"/>
+        </w:rPr>
+        <w:t>contrabass clarinet, soprano sax, alto sax, tenor sax, baritone sax, bassoon</w:t>
+      </w:r>
+      <w:r>
+        <w:rPr>
+          <w:rFonts w:ascii="Arial" w:hAnsi="Arial"/>
+          <w:bCs/>
+          <w:color w:val="000000"/>
+          <w:sz w:val="20"/>
+          <w:szCs w:val="22"/>
+          <w:lang w:eastAsia="ar-SA"/>
+        </w:rPr>
+        <w:t>.</w:t>
+      </w:r>
+    </w:p>
+    <w:p>
+      <w:pPr>
+        <w:tabs>
+          <w:tab w:val="left" w:pos="-720"/>
+        </w:tabs>
+        <w:ind w:right="-720"/>
+        <w:rPr>
+          <w:rFonts w:ascii="Arial" w:hAnsi="Arial"/>
+          <w:b/>
+          <w:color w:val="000000"/>
+          <w:sz w:val="20"/>
+          <w:szCs w:val="22"/>
+          <w:lang w:eastAsia="ar-SA"/>
+        </w:rPr>
+      </w:pPr>
+    </w:p>
+    <w:p>
+      <w:pPr>
+        <w:tabs>
+          <w:tab w:val="left" w:pos="-720"/>
+        </w:tabs>
+        <w:ind w:right="-720"/>
+        <w:rPr>
+          <w:rFonts w:ascii="Arial" w:hAnsi="Arial"/>
+          <w:b/>
+          <w:color w:val="000000"/>
+          <w:sz w:val="20"/>
+          <w:szCs w:val="22"/>
+          <w:lang w:eastAsia="ar-SA"/>
+        </w:rPr>
+      </w:pPr>
+      <w:r>
+        <w:rPr>
+          <w:rFonts w:ascii="Arial" w:hAnsi="Arial"/>
+          <w:bCs/>
+          <w:color w:val="000000"/>
+          <w:sz w:val="20"/>
+          <w:szCs w:val="22"/>
+          <w:lang w:eastAsia="ar-SA"/>
+        </w:rPr>
+        <w:t xml:space="preserve">Many, many productions, including </w:t>
+      </w:r>
+      <w:r>
+        <w:rPr>
+          <w:rFonts w:ascii="Arial" w:hAnsi="Arial"/>
+          <w:b/>
+          <w:color w:val="000000"/>
+          <w:sz w:val="20"/>
+          <w:szCs w:val="22"/>
+          <w:lang w:eastAsia="ar-SA"/>
+        </w:rPr>
+        <w:t xml:space="preserve">West Side Story, On the Town, City of Angels, Company, </w:t>
+      </w:r>
+      <w:r>
+        <w:rPr>
+          <w:rFonts w:ascii="Arial" w:hAnsi="Arial"/>
+          <w:b/>
+          <w:color w:val="000000"/>
+          <w:sz w:val="20"/>
+          <w:szCs w:val="22"/>
+          <w:lang w:eastAsia="ar-SA"/>
+        </w:rPr>
+        <w:t xml:space="preserve">Sound of Music, Miss Saigon, Les </w:t>
       </w:r>
       <w:proofErr w:type="spellStart"/>
       <w:r>
         <w:rPr>
           <w:rFonts w:ascii="Arial" w:hAnsi="Arial"/>
-          <w:color w:val="000000"/>
-          <w:sz w:val="18"/>
-          <w:szCs w:val="22"/>
-          <w:lang w:eastAsia="ar-SA"/>
-        </w:rPr>
-        <w:t>Performanc</w:t>
+          <w:b/>
+          <w:color w:val="000000"/>
+          <w:sz w:val="20"/>
+          <w:szCs w:val="22"/>
+          <w:lang w:eastAsia="ar-SA"/>
+        </w:rPr>
+        <w:t>Miserables</w:t>
       </w:r>
       <w:proofErr w:type="spellEnd"/>
       <w:r>
         <w:rPr>
           <w:rFonts w:ascii="Arial" w:hAnsi="Arial"/>
-          <w:color w:val="000000"/>
-          <w:sz w:val="18"/>
+          <w:b/>
+          <w:color w:val="000000"/>
+          <w:sz w:val="20"/>
           <w:szCs w:val="22"/>
           <w:lang w:eastAsia="ar-SA"/>
         </w:rPr>
@@ -442,1124 +1543,115 @@
           <w:b/>
           <w:color w:val="000000"/>
           <w:sz w:val="20"/>
-          <w:lang w:eastAsia="ar-SA"/>
-        </w:rPr>
-      </w:pPr>
-    </w:p>
-    <w:p>
-      <w:pPr>
-        <w:tabs>
-          <w:tab w:val="left" w:pos="-720"/>
-        </w:tabs>
-        <w:ind w:right="-720"/>
-        <w:rPr>
-          <w:rFonts w:ascii="Arial" w:hAnsi="Arial"/>
-          <w:b/>
-          <w:color w:val="000000"/>
-          <w:sz w:val="20"/>
-          <w:szCs w:val="22"/>
-          <w:lang w:eastAsia="ar-SA"/>
-        </w:rPr>
-      </w:pPr>
-      <w:r>
-        <w:rPr>
-          <w:rFonts w:ascii="Arial" w:hAnsi="Arial"/>
-          <w:b/>
-          <w:color w:val="000000"/>
-          <w:sz w:val="20"/>
-          <w:szCs w:val="22"/>
-          <w:lang w:eastAsia="ar-SA"/>
-        </w:rPr>
-        <w:t>PROFESSIONAL ENSEMBLES</w:t>
-      </w:r>
-    </w:p>
-    <w:p>
-      <w:pPr>
-        <w:tabs>
-          <w:tab w:val="left" w:pos="-720"/>
-        </w:tabs>
-        <w:ind w:right="-720"/>
-        <w:rPr>
-          <w:rFonts w:ascii="Arial" w:hAnsi="Arial"/>
-          <w:b/>
-          <w:color w:val="000000"/>
-          <w:sz w:val="20"/>
-          <w:szCs w:val="22"/>
-          <w:lang w:eastAsia="ar-SA"/>
-        </w:rPr>
-      </w:pPr>
-    </w:p>
-    <w:p>
-      <w:pPr>
-        <w:tabs>
-          <w:tab w:val="left" w:pos="-720"/>
-        </w:tabs>
-        <w:ind w:right="-720"/>
-        <w:rPr>
-          <w:rFonts w:ascii="Arial" w:hAnsi="Arial"/>
-          <w:bCs/>
-          <w:color w:val="000000"/>
-          <w:sz w:val="20"/>
-          <w:szCs w:val="22"/>
-          <w:lang w:eastAsia="ar-SA"/>
-        </w:rPr>
-      </w:pPr>
-      <w:r>
-        <w:rPr>
-          <w:rFonts w:ascii="Arial" w:hAnsi="Arial"/>
-          <w:b/>
-          <w:color w:val="000000"/>
-          <w:sz w:val="20"/>
-          <w:szCs w:val="22"/>
-          <w:lang w:eastAsia="ar-SA"/>
-        </w:rPr>
-        <w:t xml:space="preserve">Jumpstart Music, Austin, TX, </w:t>
-      </w:r>
-      <w:r>
-        <w:rPr>
-          <w:rFonts w:ascii="Arial" w:hAnsi="Arial"/>
-          <w:bCs/>
-          <w:color w:val="000000"/>
-          <w:sz w:val="20"/>
-          <w:szCs w:val="22"/>
-          <w:lang w:eastAsia="ar-SA"/>
-        </w:rPr>
-        <w:t>2007-date</w:t>
-      </w:r>
-    </w:p>
-    <w:p>
-      <w:pPr>
-        <w:tabs>
-          <w:tab w:val="left" w:pos="-720"/>
-        </w:tabs>
-        <w:ind w:right="-720"/>
-        <w:rPr>
-          <w:rFonts w:ascii="Arial" w:hAnsi="Arial"/>
-          <w:bCs/>
-          <w:color w:val="000000"/>
-          <w:sz w:val="20"/>
-          <w:szCs w:val="22"/>
-          <w:lang w:eastAsia="ar-SA"/>
-        </w:rPr>
-      </w:pPr>
-      <w:r>
-        <w:rPr>
-          <w:rFonts w:ascii="Arial" w:hAnsi="Arial"/>
-          <w:bCs/>
-          <w:color w:val="000000"/>
-          <w:sz w:val="20"/>
-          <w:szCs w:val="22"/>
-          <w:lang w:eastAsia="ar-SA"/>
-        </w:rPr>
-        <w:t>Wedding/Cover/Party Band</w:t>
-      </w:r>
-    </w:p>
-    <w:p>
-      <w:pPr>
-        <w:tabs>
-          <w:tab w:val="left" w:pos="-720"/>
-        </w:tabs>
-        <w:ind w:right="-720"/>
-        <w:rPr>
-          <w:rFonts w:ascii="Arial" w:hAnsi="Arial"/>
-          <w:bCs/>
-          <w:color w:val="000000"/>
-          <w:sz w:val="20"/>
-          <w:szCs w:val="22"/>
-          <w:lang w:eastAsia="ar-SA"/>
-        </w:rPr>
-      </w:pPr>
-      <w:r>
-        <w:rPr>
-          <w:rFonts w:ascii="Arial" w:hAnsi="Arial"/>
-          <w:bCs/>
-          <w:color w:val="000000"/>
-          <w:sz w:val="20"/>
-          <w:szCs w:val="22"/>
-          <w:lang w:eastAsia="ar-SA"/>
-        </w:rPr>
-        <w:t>Leader, Horn Section</w:t>
-      </w:r>
-    </w:p>
-    <w:p>
-      <w:pPr>
-        <w:tabs>
-          <w:tab w:val="left" w:pos="-720"/>
-        </w:tabs>
-        <w:ind w:right="-720"/>
-        <w:rPr>
-          <w:rFonts w:ascii="Arial" w:hAnsi="Arial"/>
-          <w:bCs/>
-          <w:color w:val="000000"/>
-          <w:sz w:val="20"/>
-          <w:szCs w:val="22"/>
-          <w:lang w:eastAsia="ar-SA"/>
-        </w:rPr>
-      </w:pPr>
-      <w:r>
-        <w:rPr>
-          <w:rFonts w:ascii="Arial" w:hAnsi="Arial"/>
-          <w:bCs/>
-          <w:color w:val="000000"/>
-          <w:sz w:val="20"/>
-          <w:szCs w:val="22"/>
-          <w:lang w:eastAsia="ar-SA"/>
-        </w:rPr>
-        <w:t>Arranger, Horn Section</w:t>
-      </w:r>
-    </w:p>
-    <w:p>
-      <w:pPr>
-        <w:tabs>
-          <w:tab w:val="left" w:pos="-720"/>
-        </w:tabs>
-        <w:ind w:right="-720"/>
-        <w:rPr>
-          <w:rFonts w:ascii="Arial" w:hAnsi="Arial"/>
-          <w:bCs/>
-          <w:color w:val="000000"/>
-          <w:sz w:val="20"/>
-          <w:szCs w:val="22"/>
-          <w:lang w:val="es-US" w:eastAsia="ar-SA"/>
-        </w:rPr>
-      </w:pPr>
-      <w:proofErr w:type="spellStart"/>
-      <w:r>
-        <w:rPr>
-          <w:rFonts w:ascii="Arial" w:hAnsi="Arial"/>
-          <w:bCs/>
-          <w:color w:val="000000"/>
-          <w:sz w:val="20"/>
-          <w:szCs w:val="22"/>
-          <w:lang w:val="es-US" w:eastAsia="ar-SA"/>
-        </w:rPr>
-        <w:t>Baritone</w:t>
-      </w:r>
-      <w:proofErr w:type="spellEnd"/>
-      <w:r>
-        <w:rPr>
-          <w:rFonts w:ascii="Arial" w:hAnsi="Arial"/>
-          <w:bCs/>
-          <w:color w:val="000000"/>
-          <w:sz w:val="20"/>
-          <w:szCs w:val="22"/>
-          <w:lang w:val="es-US" w:eastAsia="ar-SA"/>
-        </w:rPr>
-        <w:t xml:space="preserve"> </w:t>
-      </w:r>
-      <w:proofErr w:type="spellStart"/>
-      <w:r>
-        <w:rPr>
-          <w:rFonts w:ascii="Arial" w:hAnsi="Arial"/>
-          <w:bCs/>
-          <w:color w:val="000000"/>
-          <w:sz w:val="20"/>
-          <w:szCs w:val="22"/>
-          <w:lang w:val="es-US" w:eastAsia="ar-SA"/>
-        </w:rPr>
-        <w:t>sax</w:t>
-      </w:r>
-      <w:proofErr w:type="spellEnd"/>
-      <w:r>
-        <w:rPr>
-          <w:rFonts w:ascii="Arial" w:hAnsi="Arial"/>
-          <w:bCs/>
-          <w:color w:val="000000"/>
-          <w:sz w:val="20"/>
-          <w:szCs w:val="22"/>
-          <w:lang w:val="es-US" w:eastAsia="ar-SA"/>
-        </w:rPr>
-        <w:t xml:space="preserve">, alto </w:t>
-      </w:r>
-      <w:proofErr w:type="spellStart"/>
-      <w:r>
-        <w:rPr>
-          <w:rFonts w:ascii="Arial" w:hAnsi="Arial"/>
-          <w:bCs/>
-          <w:color w:val="000000"/>
-          <w:sz w:val="20"/>
-          <w:szCs w:val="22"/>
-          <w:lang w:val="es-US" w:eastAsia="ar-SA"/>
-        </w:rPr>
-        <w:t>sax</w:t>
-      </w:r>
-      <w:proofErr w:type="spellEnd"/>
-      <w:r>
-        <w:rPr>
-          <w:rFonts w:ascii="Arial" w:hAnsi="Arial"/>
-          <w:bCs/>
-          <w:color w:val="000000"/>
-          <w:sz w:val="20"/>
-          <w:szCs w:val="22"/>
-          <w:lang w:val="es-US" w:eastAsia="ar-SA"/>
-        </w:rPr>
-        <w:t xml:space="preserve">, </w:t>
-      </w:r>
-      <w:proofErr w:type="spellStart"/>
-      <w:r>
-        <w:rPr>
-          <w:rFonts w:ascii="Arial" w:hAnsi="Arial"/>
-          <w:bCs/>
-          <w:color w:val="000000"/>
-          <w:sz w:val="20"/>
-          <w:szCs w:val="22"/>
-          <w:lang w:val="es-US" w:eastAsia="ar-SA"/>
-        </w:rPr>
-        <w:t>flute</w:t>
-      </w:r>
-      <w:proofErr w:type="spellEnd"/>
-      <w:r>
-        <w:rPr>
-          <w:rFonts w:ascii="Arial" w:hAnsi="Arial"/>
-          <w:bCs/>
-          <w:color w:val="000000"/>
-          <w:sz w:val="20"/>
-          <w:szCs w:val="22"/>
-          <w:lang w:val="es-US" w:eastAsia="ar-SA"/>
-        </w:rPr>
-        <w:t xml:space="preserve">, tenor </w:t>
-      </w:r>
-      <w:proofErr w:type="spellStart"/>
-      <w:r>
-        <w:rPr>
-          <w:rFonts w:ascii="Arial" w:hAnsi="Arial"/>
-          <w:bCs/>
-          <w:color w:val="000000"/>
-          <w:sz w:val="20"/>
-          <w:szCs w:val="22"/>
-          <w:lang w:val="es-US" w:eastAsia="ar-SA"/>
-        </w:rPr>
-        <w:t>sax</w:t>
-      </w:r>
-      <w:proofErr w:type="spellEnd"/>
-      <w:r>
-        <w:rPr>
-          <w:rFonts w:ascii="Arial" w:hAnsi="Arial"/>
-          <w:bCs/>
-          <w:color w:val="000000"/>
-          <w:sz w:val="20"/>
-          <w:szCs w:val="22"/>
-          <w:lang w:val="es-US" w:eastAsia="ar-SA"/>
-        </w:rPr>
-        <w:t xml:space="preserve">, </w:t>
-      </w:r>
-      <w:proofErr w:type="spellStart"/>
-      <w:r>
-        <w:rPr>
-          <w:rFonts w:ascii="Arial" w:hAnsi="Arial"/>
-          <w:bCs/>
-          <w:color w:val="000000"/>
-          <w:sz w:val="20"/>
-          <w:szCs w:val="22"/>
-          <w:lang w:val="es-US" w:eastAsia="ar-SA"/>
-        </w:rPr>
-        <w:t>clarinet</w:t>
-      </w:r>
-      <w:proofErr w:type="spellEnd"/>
-      <w:r>
-        <w:rPr>
-          <w:rFonts w:ascii="Arial" w:hAnsi="Arial"/>
-          <w:bCs/>
-          <w:color w:val="000000"/>
-          <w:sz w:val="20"/>
-          <w:szCs w:val="22"/>
-          <w:lang w:val="es-US" w:eastAsia="ar-SA"/>
-        </w:rPr>
-        <w:t xml:space="preserve">, soprano </w:t>
-      </w:r>
-      <w:proofErr w:type="spellStart"/>
-      <w:r>
-        <w:rPr>
-          <w:rFonts w:ascii="Arial" w:hAnsi="Arial"/>
-          <w:bCs/>
-          <w:color w:val="000000"/>
-          <w:sz w:val="20"/>
-          <w:szCs w:val="22"/>
-          <w:lang w:val="es-US" w:eastAsia="ar-SA"/>
-        </w:rPr>
-        <w:t>sax</w:t>
-      </w:r>
-      <w:proofErr w:type="spellEnd"/>
-      <w:r>
-        <w:rPr>
-          <w:rFonts w:ascii="Arial" w:hAnsi="Arial"/>
-          <w:bCs/>
-          <w:color w:val="000000"/>
-          <w:sz w:val="20"/>
-          <w:szCs w:val="22"/>
-          <w:lang w:val="es-US" w:eastAsia="ar-SA"/>
-        </w:rPr>
-        <w:t xml:space="preserve">, </w:t>
-      </w:r>
-      <w:proofErr w:type="spellStart"/>
-      <w:r>
-        <w:rPr>
-          <w:rFonts w:ascii="Arial" w:hAnsi="Arial"/>
-          <w:bCs/>
-          <w:color w:val="000000"/>
-          <w:sz w:val="20"/>
-          <w:szCs w:val="22"/>
-          <w:lang w:val="es-US" w:eastAsia="ar-SA"/>
-        </w:rPr>
-        <w:t>cowbell</w:t>
-      </w:r>
-      <w:proofErr w:type="spellEnd"/>
-    </w:p>
-    <w:p>
-      <w:pPr>
-        <w:tabs>
-          <w:tab w:val="left" w:pos="-720"/>
-        </w:tabs>
-        <w:ind w:right="-720"/>
-        <w:rPr>
-          <w:rFonts w:ascii="Arial" w:hAnsi="Arial"/>
-          <w:bCs/>
-          <w:color w:val="000000"/>
-          <w:sz w:val="20"/>
-          <w:szCs w:val="22"/>
-          <w:lang w:val="es-US" w:eastAsia="ar-SA"/>
-        </w:rPr>
-      </w:pPr>
-    </w:p>
-    <w:p>
-      <w:pPr>
-        <w:tabs>
-          <w:tab w:val="left" w:pos="-720"/>
-        </w:tabs>
-        <w:ind w:right="-720"/>
-        <w:rPr>
-          <w:rFonts w:ascii="Arial" w:hAnsi="Arial"/>
-          <w:bCs/>
-          <w:color w:val="000000"/>
-          <w:sz w:val="20"/>
-          <w:szCs w:val="22"/>
-          <w:lang w:eastAsia="ar-SA"/>
-        </w:rPr>
-      </w:pPr>
-      <w:r>
-        <w:rPr>
-          <w:rFonts w:ascii="Arial" w:hAnsi="Arial"/>
-          <w:b/>
-          <w:color w:val="000000"/>
-          <w:sz w:val="20"/>
-          <w:szCs w:val="22"/>
-          <w:lang w:eastAsia="ar-SA"/>
-        </w:rPr>
-        <w:t xml:space="preserve">Green Onions, Houston, TX, </w:t>
-      </w:r>
-      <w:r>
-        <w:rPr>
-          <w:rFonts w:ascii="Arial" w:hAnsi="Arial"/>
-          <w:bCs/>
-          <w:color w:val="000000"/>
-          <w:sz w:val="20"/>
-          <w:szCs w:val="22"/>
-          <w:lang w:eastAsia="ar-SA"/>
-        </w:rPr>
-        <w:t>1987-1988</w:t>
-      </w:r>
-    </w:p>
-    <w:p>
-      <w:pPr>
-        <w:tabs>
-          <w:tab w:val="left" w:pos="-720"/>
-        </w:tabs>
-        <w:ind w:right="-720"/>
-        <w:rPr>
-          <w:rFonts w:ascii="Arial" w:hAnsi="Arial"/>
-          <w:bCs/>
-          <w:color w:val="000000"/>
-          <w:sz w:val="20"/>
-          <w:szCs w:val="22"/>
-          <w:lang w:eastAsia="ar-SA"/>
-        </w:rPr>
-      </w:pPr>
-      <w:r>
-        <w:rPr>
-          <w:rFonts w:ascii="Arial" w:hAnsi="Arial"/>
-          <w:bCs/>
-          <w:color w:val="000000"/>
-          <w:sz w:val="20"/>
-          <w:szCs w:val="22"/>
-          <w:lang w:eastAsia="ar-SA"/>
-        </w:rPr>
-        <w:t>Cover/Party Band</w:t>
-      </w:r>
-    </w:p>
-    <w:p>
-      <w:pPr>
-        <w:tabs>
-          <w:tab w:val="left" w:pos="-720"/>
-        </w:tabs>
-        <w:ind w:right="-720"/>
-        <w:rPr>
-          <w:rFonts w:ascii="Arial" w:hAnsi="Arial"/>
-          <w:bCs/>
-          <w:color w:val="000000"/>
-          <w:sz w:val="20"/>
-          <w:szCs w:val="22"/>
-          <w:lang w:eastAsia="ar-SA"/>
-        </w:rPr>
-      </w:pPr>
-      <w:r>
-        <w:rPr>
-          <w:rFonts w:ascii="Arial" w:hAnsi="Arial"/>
-          <w:bCs/>
-          <w:color w:val="000000"/>
-          <w:sz w:val="20"/>
-          <w:szCs w:val="22"/>
-          <w:lang w:eastAsia="ar-SA"/>
-        </w:rPr>
-        <w:t>Baritone sax</w:t>
-      </w:r>
-    </w:p>
-    <w:p>
-      <w:pPr>
-        <w:tabs>
-          <w:tab w:val="left" w:pos="-720"/>
-        </w:tabs>
-        <w:ind w:right="-720"/>
-        <w:rPr>
-          <w:rFonts w:ascii="Arial" w:hAnsi="Arial"/>
-          <w:bCs/>
-          <w:color w:val="000000"/>
-          <w:sz w:val="20"/>
-          <w:szCs w:val="22"/>
-          <w:lang w:eastAsia="ar-SA"/>
-        </w:rPr>
-      </w:pPr>
-    </w:p>
-    <w:p>
-      <w:pPr>
-        <w:tabs>
-          <w:tab w:val="left" w:pos="-720"/>
-        </w:tabs>
-        <w:ind w:right="-720"/>
-        <w:rPr>
-          <w:rFonts w:ascii="Arial" w:hAnsi="Arial"/>
-          <w:b/>
-          <w:color w:val="000000"/>
-          <w:sz w:val="20"/>
-          <w:szCs w:val="22"/>
-          <w:lang w:eastAsia="ar-SA"/>
-        </w:rPr>
-      </w:pPr>
-      <w:r>
-        <w:rPr>
-          <w:rFonts w:ascii="Arial" w:hAnsi="Arial"/>
-          <w:b/>
-          <w:color w:val="000000"/>
-          <w:sz w:val="20"/>
-          <w:szCs w:val="22"/>
-          <w:lang w:eastAsia="ar-SA"/>
-        </w:rPr>
-        <w:t>PROFESSIONAL APPEARANCES</w:t>
-      </w:r>
-    </w:p>
-    <w:p>
-      <w:pPr>
-        <w:tabs>
-          <w:tab w:val="left" w:pos="-720"/>
-        </w:tabs>
-        <w:ind w:right="-720"/>
-        <w:rPr>
-          <w:rFonts w:ascii="Arial" w:hAnsi="Arial"/>
-          <w:b/>
-          <w:color w:val="000000"/>
-          <w:sz w:val="20"/>
-          <w:szCs w:val="22"/>
-          <w:lang w:eastAsia="ar-SA"/>
-        </w:rPr>
-      </w:pPr>
-    </w:p>
-    <w:p>
-      <w:pPr>
-        <w:tabs>
-          <w:tab w:val="left" w:pos="-720"/>
-        </w:tabs>
-        <w:ind w:right="-720"/>
-        <w:rPr>
-          <w:rFonts w:ascii="Arial" w:hAnsi="Arial"/>
-          <w:b/>
-          <w:color w:val="000000"/>
-          <w:sz w:val="20"/>
-          <w:szCs w:val="22"/>
-          <w:lang w:eastAsia="ar-SA"/>
-        </w:rPr>
-      </w:pPr>
-      <w:r>
-        <w:rPr>
-          <w:rFonts w:ascii="Arial" w:hAnsi="Arial"/>
-          <w:b/>
-          <w:color w:val="000000"/>
-          <w:sz w:val="20"/>
-          <w:szCs w:val="22"/>
-          <w:lang w:eastAsia="ar-SA"/>
-        </w:rPr>
-        <w:t>Match Maker Band, Austin, TX</w:t>
-      </w:r>
-    </w:p>
-    <w:p>
-      <w:pPr>
-        <w:tabs>
-          <w:tab w:val="left" w:pos="-720"/>
-        </w:tabs>
-        <w:ind w:right="-720"/>
-        <w:rPr>
-          <w:rFonts w:ascii="Arial" w:hAnsi="Arial"/>
-          <w:b/>
-          <w:color w:val="000000"/>
-          <w:sz w:val="20"/>
-          <w:szCs w:val="22"/>
-          <w:lang w:eastAsia="ar-SA"/>
-        </w:rPr>
-      </w:pPr>
-      <w:r>
-        <w:rPr>
-          <w:rFonts w:ascii="Arial" w:hAnsi="Arial"/>
-          <w:b/>
-          <w:color w:val="000000"/>
-          <w:sz w:val="20"/>
-          <w:szCs w:val="22"/>
-          <w:lang w:eastAsia="ar-SA"/>
-        </w:rPr>
-        <w:t xml:space="preserve">John </w:t>
-      </w:r>
-      <w:proofErr w:type="spellStart"/>
-      <w:r>
-        <w:rPr>
-          <w:rFonts w:ascii="Arial" w:hAnsi="Arial"/>
-          <w:b/>
-          <w:color w:val="000000"/>
-          <w:sz w:val="20"/>
-          <w:szCs w:val="22"/>
-          <w:lang w:eastAsia="ar-SA"/>
-        </w:rPr>
-        <w:t>Raiit</w:t>
-      </w:r>
-      <w:proofErr w:type="spellEnd"/>
-    </w:p>
-    <w:p>
-      <w:pPr>
-        <w:tabs>
-          <w:tab w:val="left" w:pos="-720"/>
-        </w:tabs>
-        <w:ind w:right="-720"/>
-        <w:rPr>
-          <w:rFonts w:ascii="Arial" w:hAnsi="Arial"/>
-          <w:b/>
-          <w:color w:val="000000"/>
-          <w:sz w:val="20"/>
-          <w:szCs w:val="22"/>
-          <w:lang w:eastAsia="ar-SA"/>
-        </w:rPr>
-      </w:pPr>
-      <w:r>
-        <w:rPr>
-          <w:rFonts w:ascii="Arial" w:hAnsi="Arial"/>
-          <w:b/>
-          <w:color w:val="000000"/>
-          <w:sz w:val="20"/>
-          <w:szCs w:val="22"/>
-          <w:lang w:eastAsia="ar-SA"/>
-        </w:rPr>
-        <w:t xml:space="preserve">Anna Maria </w:t>
-      </w:r>
-      <w:proofErr w:type="spellStart"/>
-      <w:r>
-        <w:rPr>
-          <w:rFonts w:ascii="Arial" w:hAnsi="Arial"/>
-          <w:b/>
-          <w:color w:val="000000"/>
-          <w:sz w:val="20"/>
-          <w:szCs w:val="22"/>
-          <w:lang w:eastAsia="ar-SA"/>
-        </w:rPr>
-        <w:t>Alberghetti</w:t>
-      </w:r>
-      <w:proofErr w:type="spellEnd"/>
-    </w:p>
-    <w:p>
-      <w:pPr>
-        <w:tabs>
-          <w:tab w:val="left" w:pos="-720"/>
-        </w:tabs>
-        <w:ind w:right="-720"/>
-        <w:rPr>
-          <w:rFonts w:ascii="Arial" w:hAnsi="Arial"/>
-          <w:b/>
-          <w:color w:val="000000"/>
-          <w:sz w:val="20"/>
-          <w:szCs w:val="22"/>
-          <w:lang w:eastAsia="ar-SA"/>
-        </w:rPr>
-      </w:pPr>
-      <w:r>
-        <w:rPr>
-          <w:rFonts w:ascii="Arial" w:hAnsi="Arial"/>
-          <w:b/>
-          <w:color w:val="000000"/>
-          <w:sz w:val="20"/>
-          <w:szCs w:val="22"/>
-          <w:lang w:eastAsia="ar-SA"/>
-        </w:rPr>
-        <w:t>Aaron Neville</w:t>
-      </w:r>
-    </w:p>
-    <w:p>
-      <w:pPr>
-        <w:tabs>
-          <w:tab w:val="left" w:pos="-720"/>
-        </w:tabs>
-        <w:ind w:right="-720"/>
-        <w:rPr>
-          <w:rFonts w:ascii="Arial" w:hAnsi="Arial"/>
-          <w:b/>
-          <w:color w:val="000000"/>
-          <w:sz w:val="20"/>
-          <w:szCs w:val="22"/>
-          <w:lang w:eastAsia="ar-SA"/>
-        </w:rPr>
-      </w:pPr>
-      <w:r>
-        <w:rPr>
-          <w:rFonts w:ascii="Arial" w:hAnsi="Arial"/>
-          <w:b/>
-          <w:color w:val="000000"/>
-          <w:sz w:val="20"/>
-          <w:szCs w:val="22"/>
-          <w:lang w:eastAsia="ar-SA"/>
-        </w:rPr>
-        <w:t>Melissa Manchester</w:t>
-      </w:r>
-    </w:p>
-    <w:p>
-      <w:pPr>
-        <w:tabs>
-          <w:tab w:val="left" w:pos="-720"/>
-        </w:tabs>
-        <w:ind w:right="-720"/>
-        <w:rPr>
-          <w:rFonts w:ascii="Arial" w:hAnsi="Arial"/>
-          <w:b/>
-          <w:color w:val="000000"/>
-          <w:sz w:val="20"/>
-          <w:szCs w:val="22"/>
-          <w:lang w:eastAsia="ar-SA"/>
-        </w:rPr>
-      </w:pPr>
-      <w:r>
-        <w:rPr>
-          <w:rFonts w:ascii="Arial" w:hAnsi="Arial"/>
-          <w:b/>
-          <w:color w:val="000000"/>
-          <w:sz w:val="20"/>
-          <w:szCs w:val="22"/>
-          <w:lang w:eastAsia="ar-SA"/>
-        </w:rPr>
-        <w:t>Roberta Flack</w:t>
-      </w:r>
-    </w:p>
-    <w:p>
-      <w:pPr>
-        <w:tabs>
-          <w:tab w:val="left" w:pos="-720"/>
-        </w:tabs>
-        <w:ind w:right="-720"/>
-        <w:rPr>
-          <w:rFonts w:ascii="Arial" w:hAnsi="Arial"/>
-          <w:b/>
-          <w:color w:val="000000"/>
-          <w:sz w:val="20"/>
-          <w:szCs w:val="22"/>
-          <w:lang w:eastAsia="ar-SA"/>
-        </w:rPr>
-      </w:pPr>
-      <w:r>
-        <w:rPr>
-          <w:rFonts w:ascii="Arial" w:hAnsi="Arial"/>
-          <w:b/>
-          <w:color w:val="000000"/>
-          <w:sz w:val="20"/>
-          <w:szCs w:val="22"/>
-          <w:lang w:eastAsia="ar-SA"/>
-        </w:rPr>
-        <w:t>Peabo Bryson</w:t>
-      </w:r>
-    </w:p>
-    <w:p>
-      <w:pPr>
-        <w:tabs>
-          <w:tab w:val="left" w:pos="-720"/>
-        </w:tabs>
-        <w:ind w:right="-720"/>
-        <w:rPr>
-          <w:rFonts w:ascii="Arial" w:hAnsi="Arial"/>
-          <w:b/>
-          <w:color w:val="000000"/>
-          <w:sz w:val="20"/>
-          <w:szCs w:val="22"/>
-          <w:lang w:eastAsia="ar-SA"/>
-        </w:rPr>
-      </w:pPr>
-      <w:r>
-        <w:rPr>
-          <w:rFonts w:ascii="Arial" w:hAnsi="Arial"/>
-          <w:b/>
-          <w:color w:val="000000"/>
-          <w:sz w:val="20"/>
-          <w:szCs w:val="22"/>
-          <w:lang w:eastAsia="ar-SA"/>
-        </w:rPr>
-        <w:t>Rosemary Clooney</w:t>
-      </w:r>
-    </w:p>
-    <w:p>
-      <w:pPr>
-        <w:tabs>
-          <w:tab w:val="left" w:pos="-720"/>
-        </w:tabs>
-        <w:ind w:right="-720"/>
-        <w:rPr>
-          <w:rFonts w:ascii="Arial" w:hAnsi="Arial"/>
-          <w:b/>
-          <w:color w:val="000000"/>
-          <w:sz w:val="20"/>
-          <w:szCs w:val="22"/>
-          <w:lang w:eastAsia="ar-SA"/>
-        </w:rPr>
-      </w:pPr>
-      <w:r>
-        <w:rPr>
-          <w:rFonts w:ascii="Arial" w:hAnsi="Arial"/>
-          <w:b/>
-          <w:color w:val="000000"/>
-          <w:sz w:val="20"/>
-          <w:szCs w:val="22"/>
-          <w:lang w:eastAsia="ar-SA"/>
-        </w:rPr>
-        <w:t>The Smothers Brothers</w:t>
-      </w:r>
-    </w:p>
-    <w:p>
-      <w:pPr>
-        <w:tabs>
-          <w:tab w:val="left" w:pos="-720"/>
-        </w:tabs>
-        <w:ind w:right="-720"/>
-        <w:rPr>
-          <w:rFonts w:ascii="Arial" w:hAnsi="Arial"/>
-          <w:b/>
-          <w:color w:val="000000"/>
-          <w:sz w:val="20"/>
-          <w:szCs w:val="22"/>
-          <w:lang w:eastAsia="ar-SA"/>
-        </w:rPr>
-      </w:pPr>
-      <w:r>
-        <w:rPr>
-          <w:rFonts w:ascii="Arial" w:hAnsi="Arial"/>
-          <w:b/>
-          <w:color w:val="000000"/>
-          <w:sz w:val="20"/>
-          <w:szCs w:val="22"/>
-          <w:lang w:eastAsia="ar-SA"/>
-        </w:rPr>
-        <w:t>The Buddy Brock Band, Houston, TX</w:t>
-      </w:r>
-    </w:p>
-    <w:p>
-      <w:pPr>
-        <w:tabs>
-          <w:tab w:val="left" w:pos="-720"/>
-        </w:tabs>
-        <w:ind w:right="-720"/>
-        <w:rPr>
-          <w:rFonts w:ascii="Arial" w:hAnsi="Arial"/>
-          <w:b/>
-          <w:color w:val="000000"/>
-          <w:sz w:val="20"/>
-          <w:szCs w:val="22"/>
-          <w:lang w:eastAsia="ar-SA"/>
-        </w:rPr>
-      </w:pPr>
-    </w:p>
-    <w:p>
-      <w:pPr>
-        <w:tabs>
-          <w:tab w:val="left" w:pos="-720"/>
-        </w:tabs>
-        <w:ind w:right="-720"/>
-        <w:rPr>
-          <w:rFonts w:ascii="Arial" w:hAnsi="Arial"/>
-          <w:b/>
-          <w:color w:val="000000"/>
-          <w:sz w:val="20"/>
-          <w:szCs w:val="22"/>
-          <w:lang w:eastAsia="ar-SA"/>
-        </w:rPr>
-      </w:pPr>
-      <w:r>
-        <w:rPr>
-          <w:rFonts w:ascii="Arial" w:hAnsi="Arial"/>
-          <w:b/>
-          <w:color w:val="000000"/>
-          <w:sz w:val="20"/>
-          <w:szCs w:val="22"/>
-          <w:lang w:eastAsia="ar-SA"/>
-        </w:rPr>
-        <w:t>MUSICAL THEATER APPEARANCES</w:t>
-      </w:r>
-    </w:p>
-    <w:p>
-      <w:pPr>
-        <w:tabs>
-          <w:tab w:val="left" w:pos="-720"/>
-        </w:tabs>
-        <w:ind w:right="-720"/>
-        <w:rPr>
-          <w:rFonts w:ascii="Arial" w:hAnsi="Arial"/>
-          <w:b/>
-          <w:color w:val="000000"/>
-          <w:sz w:val="20"/>
-          <w:szCs w:val="22"/>
-          <w:lang w:eastAsia="ar-SA"/>
-        </w:rPr>
-      </w:pPr>
-    </w:p>
-    <w:p>
-      <w:pPr>
-        <w:tabs>
-          <w:tab w:val="left" w:pos="-720"/>
-        </w:tabs>
-        <w:ind w:right="-720"/>
-        <w:rPr>
-          <w:rFonts w:ascii="Arial" w:hAnsi="Arial"/>
-          <w:bCs/>
-          <w:color w:val="000000"/>
-          <w:sz w:val="20"/>
-          <w:szCs w:val="22"/>
-          <w:lang w:eastAsia="ar-SA"/>
-        </w:rPr>
-      </w:pPr>
-      <w:r>
-        <w:rPr>
-          <w:rFonts w:ascii="Arial" w:hAnsi="Arial"/>
-          <w:bCs/>
-          <w:color w:val="000000"/>
-          <w:sz w:val="20"/>
-          <w:szCs w:val="22"/>
-          <w:lang w:eastAsia="ar-SA"/>
-        </w:rPr>
-        <w:t xml:space="preserve">Piccolo, flute, alto flute, Eb clarinet, clarinet, bass clarinet, </w:t>
-      </w:r>
-      <w:r>
-        <w:rPr>
-          <w:rFonts w:ascii="Arial" w:hAnsi="Arial"/>
-          <w:bCs/>
-          <w:color w:val="000000"/>
-          <w:sz w:val="20"/>
-          <w:szCs w:val="22"/>
-          <w:lang w:eastAsia="ar-SA"/>
-        </w:rPr>
-        <w:t>contrabass clarinet, soprano sax, alto sax, tenor sax, baritone sax, bassoon</w:t>
-      </w:r>
-    </w:p>
-    <w:p>
-      <w:pPr>
-        <w:tabs>
-          <w:tab w:val="left" w:pos="-720"/>
-        </w:tabs>
-        <w:ind w:right="-720"/>
-        <w:rPr>
-          <w:rFonts w:ascii="Arial" w:hAnsi="Arial"/>
-          <w:b/>
-          <w:color w:val="000000"/>
-          <w:sz w:val="20"/>
-          <w:szCs w:val="22"/>
-          <w:lang w:eastAsia="ar-SA"/>
-        </w:rPr>
-      </w:pPr>
-    </w:p>
-    <w:p>
-      <w:pPr>
-        <w:tabs>
-          <w:tab w:val="left" w:pos="-720"/>
-        </w:tabs>
-        <w:ind w:right="-720"/>
-        <w:rPr>
-          <w:rFonts w:ascii="Arial" w:hAnsi="Arial"/>
-          <w:b/>
-          <w:color w:val="000000"/>
-          <w:sz w:val="20"/>
-          <w:szCs w:val="22"/>
-          <w:lang w:eastAsia="ar-SA"/>
-        </w:rPr>
-      </w:pPr>
-      <w:r>
-        <w:rPr>
-          <w:rFonts w:ascii="Arial" w:hAnsi="Arial"/>
-          <w:bCs/>
-          <w:color w:val="000000"/>
-          <w:sz w:val="20"/>
-          <w:szCs w:val="22"/>
-          <w:lang w:eastAsia="ar-SA"/>
-        </w:rPr>
-        <w:t xml:space="preserve">Many, many productions, including </w:t>
-      </w:r>
-      <w:r>
-        <w:rPr>
-          <w:rFonts w:ascii="Arial" w:hAnsi="Arial"/>
-          <w:b/>
-          <w:color w:val="000000"/>
-          <w:sz w:val="20"/>
-          <w:szCs w:val="22"/>
-          <w:lang w:eastAsia="ar-SA"/>
-        </w:rPr>
-        <w:t xml:space="preserve">West Side Story, On the Town, City of Angels, Company, </w:t>
-      </w:r>
-      <w:r>
-        <w:rPr>
-          <w:rFonts w:ascii="Arial" w:hAnsi="Arial"/>
-          <w:b/>
-          <w:color w:val="000000"/>
-          <w:sz w:val="20"/>
-          <w:szCs w:val="22"/>
-          <w:lang w:eastAsia="ar-SA"/>
-        </w:rPr>
-        <w:t xml:space="preserve">Sound of Music, Miss Saigon, Les </w:t>
-      </w:r>
-      <w:proofErr w:type="spellStart"/>
-      <w:r>
-        <w:rPr>
-          <w:rFonts w:ascii="Arial" w:hAnsi="Arial"/>
-          <w:b/>
-          <w:color w:val="000000"/>
-          <w:sz w:val="20"/>
-          <w:szCs w:val="22"/>
-          <w:lang w:eastAsia="ar-SA"/>
-        </w:rPr>
-        <w:t>Miserables</w:t>
-      </w:r>
-      <w:proofErr w:type="spellEnd"/>
-    </w:p>
-    <w:p>
-      <w:pPr>
-        <w:tabs>
-          <w:tab w:val="left" w:pos="-720"/>
-        </w:tabs>
-        <w:ind w:right="-720"/>
-        <w:rPr>
-          <w:rFonts w:ascii="Arial" w:hAnsi="Arial"/>
-          <w:b/>
-          <w:color w:val="000000"/>
-          <w:sz w:val="20"/>
-          <w:szCs w:val="22"/>
-          <w:lang w:eastAsia="ar-SA"/>
-        </w:rPr>
-      </w:pPr>
-    </w:p>
-    <w:p>
-      <w:pPr>
-        <w:tabs>
-          <w:tab w:val="left" w:pos="-720"/>
-        </w:tabs>
-        <w:ind w:right="-720"/>
-        <w:rPr>
-          <w:rFonts w:ascii="Arial" w:hAnsi="Arial"/>
-          <w:bCs/>
-          <w:color w:val="000000"/>
-          <w:sz w:val="20"/>
-          <w:szCs w:val="22"/>
-          <w:lang w:eastAsia="ar-SA"/>
-        </w:rPr>
-      </w:pPr>
-      <w:r>
-        <w:rPr>
-          <w:rFonts w:ascii="Arial" w:hAnsi="Arial"/>
-          <w:bCs/>
-          <w:color w:val="000000"/>
-          <w:sz w:val="20"/>
-          <w:szCs w:val="22"/>
-          <w:lang w:eastAsia="ar-SA"/>
-        </w:rPr>
+          <w:szCs w:val="22"/>
+          <w:lang w:eastAsia="ar-SA"/>
+        </w:rPr>
+      </w:pPr>
+    </w:p>
+    <w:p>
+      <w:pPr>
+        <w:tabs>
+          <w:tab w:val="left" w:pos="-720"/>
+        </w:tabs>
+        <w:ind w:right="-720"/>
+        <w:rPr>
+          <w:rFonts w:ascii="Arial" w:hAnsi="Arial"/>
+          <w:bCs/>
+          <w:color w:val="000000"/>
+          <w:sz w:val="20"/>
+          <w:szCs w:val="22"/>
+          <w:lang w:eastAsia="ar-SA"/>
+        </w:rPr>
+      </w:pPr>
+      <w:r>
+        <w:rPr>
+          <w:rFonts w:ascii="Arial" w:hAnsi="Arial"/>
+          <w:bCs/>
+          <w:color w:val="000000"/>
+          <w:sz w:val="20"/>
+          <w:szCs w:val="22"/>
+          <w:lang w:eastAsia="ar-SA"/>
+        </w:rPr>
+        <w:lastRenderedPageBreak/>
         <w:t xml:space="preserve">Appearances with many theater companies, including </w:t>
       </w:r>
-      <w:proofErr w:type="spellStart"/>
-      <w:r>
-        <w:rPr>
-          <w:rFonts w:ascii="Arial" w:hAnsi="Arial"/>
-          <w:b/>
-          <w:color w:val="000000"/>
-          <w:sz w:val="20"/>
-          <w:szCs w:val="22"/>
-          <w:lang w:eastAsia="ar-SA"/>
-        </w:rPr>
-        <w:t>Zilker</w:t>
-      </w:r>
-      <w:proofErr w:type="spellEnd"/>
-      <w:r>
-        <w:rPr>
-          <w:rFonts w:ascii="Arial" w:hAnsi="Arial"/>
-          <w:b/>
-          <w:color w:val="000000"/>
-          <w:sz w:val="20"/>
-          <w:szCs w:val="22"/>
-          <w:lang w:eastAsia="ar-SA"/>
-        </w:rPr>
-        <w:t xml:space="preserve"> Summer Theater (Austin), Texas State Theater (San Marcos), Palo Alto Players (Palo Alto, CA), </w:t>
-      </w:r>
-      <w:proofErr w:type="spellStart"/>
-      <w:r>
-        <w:rPr>
-          <w:rFonts w:ascii="Arial" w:hAnsi="Arial"/>
-          <w:b/>
-          <w:color w:val="000000"/>
-          <w:sz w:val="20"/>
-          <w:szCs w:val="22"/>
-          <w:lang w:eastAsia="ar-SA"/>
-        </w:rPr>
-        <w:t>Penisula</w:t>
-      </w:r>
-      <w:proofErr w:type="spellEnd"/>
-      <w:r>
-        <w:rPr>
-          <w:rFonts w:ascii="Arial" w:hAnsi="Arial"/>
-          <w:b/>
-          <w:color w:val="000000"/>
-          <w:sz w:val="20"/>
-          <w:szCs w:val="22"/>
-          <w:lang w:eastAsia="ar-SA"/>
-        </w:rPr>
-        <w:t xml:space="preserve"> Center Stage (Redwood City, CA), </w:t>
-      </w:r>
-      <w:r>
-        <w:rPr>
-          <w:rFonts w:ascii="Arial" w:hAnsi="Arial"/>
-          <w:bCs/>
-          <w:color w:val="000000"/>
-          <w:sz w:val="20"/>
-          <w:szCs w:val="22"/>
-          <w:lang w:eastAsia="ar-SA"/>
-        </w:rPr>
-        <w:t>and many, many high schools and community colleges</w:t>
-      </w:r>
-    </w:p>
-    <w:p>
-      <w:pPr>
-        <w:tabs>
-          <w:tab w:val="left" w:pos="-720"/>
-        </w:tabs>
-        <w:ind w:right="-720"/>
-        <w:rPr>
-          <w:rFonts w:ascii="Arial" w:hAnsi="Arial"/>
-          <w:b/>
-          <w:color w:val="000000"/>
-          <w:sz w:val="20"/>
-          <w:szCs w:val="22"/>
-          <w:lang w:eastAsia="ar-SA"/>
-        </w:rPr>
-      </w:pPr>
+      <w:r>
+        <w:rPr>
+          <w:rFonts w:ascii="Arial" w:hAnsi="Arial"/>
+          <w:b/>
+          <w:color w:val="000000"/>
+          <w:sz w:val="20"/>
+          <w:szCs w:val="22"/>
+          <w:lang w:eastAsia="ar-SA"/>
+        </w:rPr>
+        <w:t>Zilker Summer Theater (Austin), Texas State Theater (San Marcos), Palo Alto Players (Palo Alto, CA), Peni</w:t>
+      </w:r>
+      <w:r>
+        <w:rPr>
+          <w:rFonts w:ascii="Arial" w:hAnsi="Arial"/>
+          <w:b/>
+          <w:color w:val="000000"/>
+          <w:sz w:val="20"/>
+          <w:szCs w:val="22"/>
+          <w:lang w:eastAsia="ar-SA"/>
+        </w:rPr>
+        <w:t>n</w:t>
+      </w:r>
+      <w:r>
+        <w:rPr>
+          <w:rFonts w:ascii="Arial" w:hAnsi="Arial"/>
+          <w:b/>
+          <w:color w:val="000000"/>
+          <w:sz w:val="20"/>
+          <w:szCs w:val="22"/>
+          <w:lang w:eastAsia="ar-SA"/>
+        </w:rPr>
+        <w:t xml:space="preserve">sula Center Stage (Redwood City, CA), </w:t>
+      </w:r>
+      <w:r>
+        <w:rPr>
+          <w:rFonts w:ascii="Arial" w:hAnsi="Arial"/>
+          <w:bCs/>
+          <w:color w:val="000000"/>
+          <w:sz w:val="20"/>
+          <w:szCs w:val="22"/>
+          <w:lang w:eastAsia="ar-SA"/>
+        </w:rPr>
+        <w:t>and many, many high schools</w:t>
+      </w:r>
+      <w:r>
+        <w:rPr>
+          <w:rFonts w:ascii="Arial" w:hAnsi="Arial"/>
+          <w:bCs/>
+          <w:color w:val="000000"/>
+          <w:sz w:val="20"/>
+          <w:szCs w:val="22"/>
+          <w:lang w:eastAsia="ar-SA"/>
+        </w:rPr>
+        <w:t>, universities,</w:t>
+      </w:r>
+      <w:r>
+        <w:rPr>
+          <w:rFonts w:ascii="Arial" w:hAnsi="Arial"/>
+          <w:bCs/>
+          <w:color w:val="000000"/>
+          <w:sz w:val="20"/>
+          <w:szCs w:val="22"/>
+          <w:lang w:eastAsia="ar-SA"/>
+        </w:rPr>
+        <w:t xml:space="preserve"> and community colleges</w:t>
+      </w:r>
+      <w:r>
+        <w:rPr>
+          <w:rFonts w:ascii="Arial" w:hAnsi="Arial"/>
+          <w:bCs/>
+          <w:color w:val="000000"/>
+          <w:sz w:val="20"/>
+          <w:szCs w:val="22"/>
+          <w:lang w:eastAsia="ar-SA"/>
+        </w:rPr>
+        <w:t>.</w:t>
+      </w:r>
     </w:p>
     <w:p>
       <w:pPr>
@@ -1599,34 +1691,6 @@
           <w:szCs w:val="22"/>
           <w:lang w:eastAsia="ar-SA"/>
         </w:rPr>
-        <w:br w:type="page"/>
-      </w:r>
-    </w:p>
-    <w:p>
-      <w:pPr>
-        <w:tabs>
-          <w:tab w:val="left" w:pos="-720"/>
-        </w:tabs>
-        <w:ind w:right="-720"/>
-        <w:rPr>
-          <w:rFonts w:ascii="Arial" w:hAnsi="Arial"/>
-          <w:b/>
-          <w:color w:val="000000"/>
-          <w:sz w:val="20"/>
-          <w:szCs w:val="22"/>
-          <w:lang w:eastAsia="ar-SA"/>
-        </w:rPr>
-      </w:pPr>
-      <w:r>
-        <w:rPr>
-          <w:rFonts w:ascii="Arial" w:hAnsi="Arial"/>
-          <w:b/>
-          <w:color w:val="000000"/>
-          <w:sz w:val="20"/>
-          <w:szCs w:val="22"/>
-          <w:lang w:eastAsia="ar-SA"/>
-        </w:rPr>
-        <w:lastRenderedPageBreak/>
         <w:t>COMMUNITY ENSEMBLES</w:t>
       </w:r>
     </w:p>
@@ -1692,7 +1756,18 @@
           <w:szCs w:val="22"/>
           <w:lang w:eastAsia="ar-SA"/>
         </w:rPr>
-        <w:t>2018-date</w:t>
+        <w:t>2018-</w:t>
+      </w:r>
+      <w:r>
+        <w:rPr>
+          <w:rFonts w:ascii="Arial" w:hAnsi="Arial"/>
+          <w:bCs/>
+          <w:color w:val="000000"/>
+          <w:sz w:val="20"/>
+          <w:szCs w:val="22"/>
+          <w:lang w:eastAsia="ar-SA"/>
+        </w:rPr>
+        <w:t>2026</w:t>
       </w:r>
     </w:p>
     <w:p>
@@ -1746,454 +1821,690 @@
           <w:szCs w:val="22"/>
           <w:lang w:eastAsia="ar-SA"/>
         </w:rPr>
-        <w:t>Bass clarinet, contrabass clarinet</w:t>
-      </w:r>
-    </w:p>
-    <w:p>
-      <w:pPr>
-        <w:tabs>
-          <w:tab w:val="left" w:pos="-720"/>
-        </w:tabs>
-        <w:ind w:right="-720"/>
-        <w:rPr>
-          <w:rFonts w:ascii="Arial" w:hAnsi="Arial"/>
-          <w:bCs/>
-          <w:color w:val="000000"/>
-          <w:sz w:val="20"/>
-          <w:szCs w:val="22"/>
-          <w:lang w:eastAsia="ar-SA"/>
-        </w:rPr>
-      </w:pPr>
-    </w:p>
-    <w:p>
-      <w:pPr>
-        <w:tabs>
-          <w:tab w:val="left" w:pos="-720"/>
-        </w:tabs>
-        <w:ind w:right="-720"/>
-        <w:rPr>
-          <w:rFonts w:ascii="Arial" w:hAnsi="Arial"/>
-          <w:bCs/>
-          <w:color w:val="000000"/>
-          <w:sz w:val="20"/>
-          <w:szCs w:val="22"/>
-          <w:lang w:eastAsia="ar-SA"/>
-        </w:rPr>
-      </w:pPr>
-      <w:r>
-        <w:rPr>
-          <w:rFonts w:ascii="Arial" w:hAnsi="Arial"/>
-          <w:b/>
-          <w:color w:val="000000"/>
-          <w:sz w:val="20"/>
-          <w:szCs w:val="22"/>
-          <w:lang w:eastAsia="ar-SA"/>
-        </w:rPr>
-        <w:t xml:space="preserve">Austin Jazz Band, Austin, </w:t>
-      </w:r>
-      <w:proofErr w:type="gramStart"/>
-      <w:r>
-        <w:rPr>
-          <w:rFonts w:ascii="Arial" w:hAnsi="Arial"/>
-          <w:b/>
-          <w:color w:val="000000"/>
-          <w:sz w:val="20"/>
-          <w:szCs w:val="22"/>
-          <w:lang w:eastAsia="ar-SA"/>
-        </w:rPr>
-        <w:t xml:space="preserve">TX, </w:t>
-      </w:r>
-      <w:r>
-        <w:rPr>
-          <w:rFonts w:ascii="Arial" w:hAnsi="Arial"/>
-          <w:bCs/>
-          <w:color w:val="000000"/>
-          <w:sz w:val="20"/>
-          <w:szCs w:val="22"/>
-          <w:lang w:eastAsia="ar-SA"/>
-        </w:rPr>
-        <w:t xml:space="preserve"> 2017</w:t>
-      </w:r>
-      <w:proofErr w:type="gramEnd"/>
-      <w:r>
-        <w:rPr>
-          <w:rFonts w:ascii="Arial" w:hAnsi="Arial"/>
-          <w:bCs/>
-          <w:color w:val="000000"/>
-          <w:sz w:val="20"/>
-          <w:szCs w:val="22"/>
-          <w:lang w:eastAsia="ar-SA"/>
-        </w:rPr>
-        <w:t>-2020 plus sub appearances</w:t>
-      </w:r>
-    </w:p>
-    <w:p>
-      <w:pPr>
-        <w:tabs>
-          <w:tab w:val="left" w:pos="-720"/>
-        </w:tabs>
-        <w:ind w:right="-720"/>
-        <w:rPr>
-          <w:rFonts w:ascii="Arial" w:hAnsi="Arial"/>
-          <w:bCs/>
-          <w:color w:val="000000"/>
-          <w:sz w:val="20"/>
-          <w:szCs w:val="22"/>
-          <w:lang w:eastAsia="ar-SA"/>
-        </w:rPr>
-      </w:pPr>
-      <w:r>
-        <w:rPr>
-          <w:rFonts w:ascii="Arial" w:hAnsi="Arial"/>
-          <w:bCs/>
-          <w:color w:val="000000"/>
-          <w:sz w:val="20"/>
-          <w:szCs w:val="22"/>
-          <w:lang w:eastAsia="ar-SA"/>
-        </w:rPr>
-        <w:t>Community Jazz Band</w:t>
-      </w:r>
-    </w:p>
-    <w:p>
-      <w:pPr>
-        <w:tabs>
-          <w:tab w:val="left" w:pos="-720"/>
-        </w:tabs>
-        <w:ind w:right="-720"/>
-        <w:rPr>
-          <w:rFonts w:ascii="Arial" w:hAnsi="Arial"/>
-          <w:bCs/>
-          <w:color w:val="000000"/>
-          <w:sz w:val="20"/>
-          <w:szCs w:val="22"/>
-          <w:lang w:eastAsia="ar-SA"/>
-        </w:rPr>
-      </w:pPr>
-      <w:r>
-        <w:rPr>
-          <w:rFonts w:ascii="Arial" w:hAnsi="Arial"/>
-          <w:bCs/>
-          <w:color w:val="000000"/>
-          <w:sz w:val="20"/>
-          <w:szCs w:val="22"/>
-          <w:lang w:eastAsia="ar-SA"/>
-        </w:rPr>
-        <w:t xml:space="preserve">Baritone sax (bass clarinet/clarinet/flute), tenor </w:t>
+        <w:t>Baritone sax, b</w:t>
+      </w:r>
+      <w:r>
+        <w:rPr>
+          <w:rFonts w:ascii="Arial" w:hAnsi="Arial"/>
+          <w:bCs/>
+          <w:color w:val="000000"/>
+          <w:sz w:val="20"/>
+          <w:szCs w:val="22"/>
+          <w:lang w:eastAsia="ar-SA"/>
+        </w:rPr>
+        <w:t>ass clarinet, contrabass clarinet</w:t>
+      </w:r>
+    </w:p>
+    <w:p>
+      <w:pPr>
+        <w:tabs>
+          <w:tab w:val="left" w:pos="-720"/>
+        </w:tabs>
+        <w:ind w:right="-720"/>
+        <w:rPr>
+          <w:rFonts w:ascii="Arial" w:hAnsi="Arial"/>
+          <w:bCs/>
+          <w:color w:val="000000"/>
+          <w:sz w:val="20"/>
+          <w:szCs w:val="22"/>
+          <w:lang w:eastAsia="ar-SA"/>
+        </w:rPr>
+      </w:pPr>
+    </w:p>
+    <w:p>
+      <w:pPr>
+        <w:tabs>
+          <w:tab w:val="left" w:pos="-720"/>
+        </w:tabs>
+        <w:ind w:right="-720"/>
+        <w:rPr>
+          <w:rFonts w:ascii="Arial" w:hAnsi="Arial"/>
+          <w:bCs/>
+          <w:color w:val="000000"/>
+          <w:sz w:val="20"/>
+          <w:szCs w:val="22"/>
+          <w:lang w:eastAsia="ar-SA"/>
+        </w:rPr>
+      </w:pPr>
+      <w:r>
+        <w:rPr>
+          <w:rFonts w:ascii="Arial" w:hAnsi="Arial"/>
+          <w:b/>
+          <w:color w:val="000000"/>
+          <w:sz w:val="20"/>
+          <w:szCs w:val="22"/>
+          <w:lang w:eastAsia="ar-SA"/>
+        </w:rPr>
+        <w:t xml:space="preserve">Lake Travis United Methodist Church, Austin, TX, </w:t>
+      </w:r>
+      <w:r>
+        <w:rPr>
+          <w:rFonts w:ascii="Arial" w:hAnsi="Arial"/>
+          <w:bCs/>
+          <w:color w:val="000000"/>
+          <w:sz w:val="20"/>
+          <w:szCs w:val="22"/>
+          <w:lang w:eastAsia="ar-SA"/>
+        </w:rPr>
+        <w:t>2009-2026</w:t>
+      </w:r>
+    </w:p>
+    <w:p>
+      <w:pPr>
+        <w:tabs>
+          <w:tab w:val="left" w:pos="-720"/>
+        </w:tabs>
+        <w:ind w:right="-720"/>
+        <w:rPr>
+          <w:rFonts w:ascii="Arial" w:hAnsi="Arial"/>
+          <w:bCs/>
+          <w:color w:val="000000"/>
+          <w:sz w:val="20"/>
+          <w:szCs w:val="22"/>
+          <w:lang w:eastAsia="ar-SA"/>
+        </w:rPr>
+      </w:pPr>
+      <w:r>
+        <w:rPr>
+          <w:rFonts w:ascii="Arial" w:hAnsi="Arial"/>
+          <w:bCs/>
+          <w:color w:val="000000"/>
+          <w:sz w:val="20"/>
+          <w:szCs w:val="22"/>
+          <w:lang w:eastAsia="ar-SA"/>
+        </w:rPr>
+        <w:t>Flute, clarinet, bassoon, alto sax, baritone sax, handbells, soprano recorder</w:t>
+      </w:r>
+    </w:p>
+    <w:p>
+      <w:pPr>
+        <w:tabs>
+          <w:tab w:val="left" w:pos="-720"/>
+        </w:tabs>
+        <w:ind w:right="-720"/>
+        <w:rPr>
+          <w:rFonts w:ascii="Arial" w:hAnsi="Arial"/>
+          <w:bCs/>
+          <w:color w:val="000000"/>
+          <w:sz w:val="20"/>
+          <w:szCs w:val="22"/>
+          <w:lang w:eastAsia="ar-SA"/>
+        </w:rPr>
+      </w:pPr>
+    </w:p>
+    <w:p>
+      <w:pPr>
+        <w:tabs>
+          <w:tab w:val="left" w:pos="-720"/>
+        </w:tabs>
+        <w:ind w:right="-720"/>
+        <w:rPr>
+          <w:rFonts w:ascii="Arial" w:hAnsi="Arial"/>
+          <w:bCs/>
+          <w:color w:val="000000"/>
+          <w:sz w:val="20"/>
+          <w:szCs w:val="22"/>
+          <w:lang w:eastAsia="ar-SA"/>
+        </w:rPr>
+      </w:pPr>
+      <w:r>
+        <w:rPr>
+          <w:rFonts w:ascii="Arial" w:hAnsi="Arial"/>
+          <w:b/>
+          <w:color w:val="000000"/>
+          <w:sz w:val="20"/>
+          <w:szCs w:val="22"/>
+          <w:lang w:eastAsia="ar-SA"/>
+        </w:rPr>
+        <w:t>Chabot College Jazz Band</w:t>
+      </w:r>
+      <w:r>
+        <w:rPr>
+          <w:rFonts w:ascii="Arial" w:hAnsi="Arial"/>
+          <w:bCs/>
+          <w:color w:val="000000"/>
+          <w:sz w:val="20"/>
+          <w:szCs w:val="22"/>
+          <w:lang w:eastAsia="ar-SA"/>
+        </w:rPr>
+        <w:t xml:space="preserve">, </w:t>
+      </w:r>
+      <w:r>
+        <w:rPr>
+          <w:rFonts w:ascii="Arial" w:hAnsi="Arial"/>
+          <w:b/>
+          <w:color w:val="000000"/>
+          <w:sz w:val="20"/>
+          <w:szCs w:val="22"/>
+          <w:lang w:eastAsia="ar-SA"/>
+        </w:rPr>
+        <w:t>Haywar</w:t>
+      </w:r>
+      <w:r>
+        <w:rPr>
+          <w:rFonts w:ascii="Arial" w:hAnsi="Arial"/>
+          <w:b/>
+          <w:color w:val="000000"/>
+          <w:sz w:val="20"/>
+          <w:szCs w:val="22"/>
+          <w:lang w:eastAsia="ar-SA"/>
+        </w:rPr>
+        <w:t xml:space="preserve">d, CA, </w:t>
+      </w:r>
+      <w:r>
+        <w:rPr>
+          <w:rFonts w:ascii="Arial" w:hAnsi="Arial"/>
+          <w:bCs/>
+          <w:color w:val="000000"/>
+          <w:sz w:val="20"/>
+          <w:szCs w:val="22"/>
+          <w:lang w:eastAsia="ar-SA"/>
+        </w:rPr>
+        <w:t>2005-2006</w:t>
+      </w:r>
+    </w:p>
+    <w:p>
+      <w:pPr>
+        <w:tabs>
+          <w:tab w:val="left" w:pos="-720"/>
+        </w:tabs>
+        <w:ind w:right="-720"/>
+        <w:rPr>
+          <w:rFonts w:ascii="Arial" w:hAnsi="Arial"/>
+          <w:bCs/>
+          <w:color w:val="000000"/>
+          <w:sz w:val="20"/>
+          <w:szCs w:val="22"/>
+          <w:lang w:eastAsia="ar-SA"/>
+        </w:rPr>
+      </w:pPr>
+      <w:r>
+        <w:rPr>
+          <w:rFonts w:ascii="Arial" w:hAnsi="Arial"/>
+          <w:bCs/>
+          <w:color w:val="000000"/>
+          <w:sz w:val="20"/>
+          <w:szCs w:val="22"/>
+          <w:lang w:eastAsia="ar-SA"/>
+        </w:rPr>
+        <w:t>Baritone sax, alto sax</w:t>
+      </w:r>
+    </w:p>
+    <w:p>
+      <w:pPr>
+        <w:tabs>
+          <w:tab w:val="left" w:pos="-720"/>
+        </w:tabs>
+        <w:ind w:right="-720"/>
+        <w:rPr>
+          <w:rFonts w:ascii="Arial" w:hAnsi="Arial"/>
+          <w:bCs/>
+          <w:color w:val="000000"/>
+          <w:sz w:val="20"/>
+          <w:szCs w:val="22"/>
+          <w:lang w:eastAsia="ar-SA"/>
+        </w:rPr>
+      </w:pPr>
+    </w:p>
+    <w:p>
+      <w:pPr>
+        <w:tabs>
+          <w:tab w:val="left" w:pos="-720"/>
+        </w:tabs>
+        <w:ind w:right="-720"/>
+        <w:rPr>
+          <w:rFonts w:ascii="Arial" w:hAnsi="Arial"/>
+          <w:bCs/>
+          <w:color w:val="000000"/>
+          <w:sz w:val="20"/>
+          <w:szCs w:val="22"/>
+          <w:lang w:eastAsia="ar-SA"/>
+        </w:rPr>
+      </w:pPr>
+      <w:r>
+        <w:rPr>
+          <w:rFonts w:ascii="Arial" w:hAnsi="Arial"/>
+          <w:b/>
+          <w:color w:val="000000"/>
+          <w:sz w:val="20"/>
+          <w:szCs w:val="22"/>
+          <w:lang w:eastAsia="ar-SA"/>
+        </w:rPr>
+        <w:t>Ohlone Wind Ensemble, Freemont, CA</w:t>
+      </w:r>
+      <w:r>
+        <w:rPr>
+          <w:rFonts w:ascii="Arial" w:hAnsi="Arial"/>
+          <w:bCs/>
+          <w:color w:val="000000"/>
+          <w:sz w:val="20"/>
+          <w:szCs w:val="22"/>
+          <w:lang w:eastAsia="ar-SA"/>
+        </w:rPr>
+        <w:t>, 1992-2006</w:t>
+      </w:r>
+    </w:p>
+    <w:p>
+      <w:pPr>
+        <w:tabs>
+          <w:tab w:val="left" w:pos="-720"/>
+        </w:tabs>
+        <w:ind w:right="-720"/>
+        <w:rPr>
+          <w:rFonts w:ascii="Arial" w:hAnsi="Arial"/>
+          <w:bCs/>
+          <w:color w:val="000000"/>
+          <w:sz w:val="20"/>
+          <w:szCs w:val="22"/>
+          <w:lang w:eastAsia="ar-SA"/>
+        </w:rPr>
+      </w:pPr>
+      <w:r>
+        <w:rPr>
+          <w:rFonts w:ascii="Arial" w:hAnsi="Arial"/>
+          <w:bCs/>
+          <w:color w:val="000000"/>
+          <w:sz w:val="20"/>
+          <w:szCs w:val="22"/>
+          <w:lang w:eastAsia="ar-SA"/>
+        </w:rPr>
+        <w:t>Alto clarinet, contrabass clarinet, bass clarinet, tenor sax, alto sax, bassoon</w:t>
+      </w:r>
+    </w:p>
+    <w:p>
+      <w:pPr>
+        <w:tabs>
+          <w:tab w:val="left" w:pos="-720"/>
+        </w:tabs>
+        <w:ind w:right="-720"/>
+        <w:rPr>
+          <w:rFonts w:ascii="Arial" w:hAnsi="Arial"/>
+          <w:bCs/>
+          <w:color w:val="000000"/>
+          <w:sz w:val="20"/>
+          <w:szCs w:val="22"/>
+          <w:lang w:eastAsia="ar-SA"/>
+        </w:rPr>
+      </w:pPr>
+    </w:p>
+    <w:p>
+      <w:pPr>
+        <w:tabs>
+          <w:tab w:val="left" w:pos="-720"/>
+        </w:tabs>
+        <w:ind w:right="-720"/>
+        <w:rPr>
+          <w:rFonts w:ascii="Arial" w:hAnsi="Arial"/>
+          <w:bCs/>
+          <w:color w:val="000000"/>
+          <w:sz w:val="20"/>
+          <w:szCs w:val="22"/>
+          <w:lang w:eastAsia="ar-SA"/>
+        </w:rPr>
+      </w:pPr>
+      <w:r>
+        <w:rPr>
+          <w:rFonts w:ascii="Arial" w:hAnsi="Arial"/>
+          <w:b/>
+          <w:color w:val="000000"/>
+          <w:sz w:val="20"/>
+          <w:szCs w:val="22"/>
+          <w:lang w:eastAsia="ar-SA"/>
+        </w:rPr>
+        <w:t>CHOPS Jazz Band, Freemont, CA</w:t>
+      </w:r>
+      <w:r>
+        <w:rPr>
+          <w:rFonts w:ascii="Arial" w:hAnsi="Arial"/>
+          <w:bCs/>
+          <w:color w:val="000000"/>
+          <w:sz w:val="20"/>
+          <w:szCs w:val="22"/>
+          <w:lang w:eastAsia="ar-SA"/>
+        </w:rPr>
+        <w:t>, 1993-2005</w:t>
+      </w:r>
+    </w:p>
+    <w:p>
+      <w:pPr>
+        <w:tabs>
+          <w:tab w:val="left" w:pos="-720"/>
+        </w:tabs>
+        <w:ind w:right="-720"/>
+        <w:rPr>
+          <w:rFonts w:ascii="Arial" w:hAnsi="Arial"/>
+          <w:bCs/>
+          <w:color w:val="000000"/>
+          <w:sz w:val="20"/>
+          <w:szCs w:val="22"/>
+          <w:lang w:eastAsia="ar-SA"/>
+        </w:rPr>
+      </w:pPr>
+      <w:r>
+        <w:rPr>
+          <w:rFonts w:ascii="Arial" w:hAnsi="Arial"/>
+          <w:bCs/>
+          <w:color w:val="000000"/>
+          <w:sz w:val="20"/>
+          <w:szCs w:val="22"/>
+          <w:lang w:eastAsia="ar-SA"/>
+        </w:rPr>
+        <w:t>Baritone sax</w:t>
+      </w:r>
+      <w:r>
+        <w:rPr>
+          <w:rFonts w:ascii="Arial" w:hAnsi="Arial"/>
+          <w:bCs/>
+          <w:color w:val="000000"/>
+          <w:sz w:val="20"/>
+          <w:szCs w:val="22"/>
+          <w:lang w:eastAsia="ar-SA"/>
+        </w:rPr>
+        <w:t xml:space="preserve">, </w:t>
+      </w:r>
+      <w:r>
+        <w:rPr>
+          <w:rFonts w:ascii="Arial" w:hAnsi="Arial"/>
+          <w:bCs/>
+          <w:color w:val="000000"/>
+          <w:sz w:val="20"/>
+          <w:szCs w:val="22"/>
+          <w:lang w:eastAsia="ar-SA"/>
+        </w:rPr>
+        <w:t>bass clarinet</w:t>
+      </w:r>
+      <w:r>
+        <w:rPr>
+          <w:rFonts w:ascii="Arial" w:hAnsi="Arial"/>
+          <w:bCs/>
+          <w:color w:val="000000"/>
+          <w:sz w:val="20"/>
+          <w:szCs w:val="22"/>
+          <w:lang w:eastAsia="ar-SA"/>
+        </w:rPr>
+        <w:t xml:space="preserve">, </w:t>
+      </w:r>
+      <w:r>
+        <w:rPr>
+          <w:rFonts w:ascii="Arial" w:hAnsi="Arial"/>
+          <w:bCs/>
+          <w:color w:val="000000"/>
+          <w:sz w:val="20"/>
+          <w:szCs w:val="22"/>
+          <w:lang w:eastAsia="ar-SA"/>
+        </w:rPr>
+        <w:t>flute</w:t>
+      </w:r>
+      <w:r>
+        <w:rPr>
+          <w:rFonts w:ascii="Arial" w:hAnsi="Arial"/>
+          <w:bCs/>
+          <w:color w:val="000000"/>
+          <w:sz w:val="20"/>
+          <w:szCs w:val="22"/>
+          <w:lang w:eastAsia="ar-SA"/>
+        </w:rPr>
+        <w:t xml:space="preserve">, </w:t>
+      </w:r>
+      <w:r>
+        <w:rPr>
+          <w:rFonts w:ascii="Arial" w:hAnsi="Arial"/>
+          <w:bCs/>
+          <w:color w:val="000000"/>
+          <w:sz w:val="20"/>
+          <w:szCs w:val="22"/>
+          <w:lang w:eastAsia="ar-SA"/>
+        </w:rPr>
+        <w:t>alto sax</w:t>
+      </w:r>
+    </w:p>
+    <w:p>
+      <w:pPr>
+        <w:tabs>
+          <w:tab w:val="left" w:pos="-720"/>
+        </w:tabs>
+        <w:ind w:right="-720"/>
+        <w:rPr>
+          <w:rFonts w:ascii="Arial" w:hAnsi="Arial"/>
+          <w:bCs/>
+          <w:color w:val="000000"/>
+          <w:sz w:val="20"/>
+          <w:szCs w:val="22"/>
+          <w:lang w:eastAsia="ar-SA"/>
+        </w:rPr>
+      </w:pPr>
+    </w:p>
+    <w:p>
+      <w:pPr>
+        <w:tabs>
+          <w:tab w:val="left" w:pos="-720"/>
+        </w:tabs>
+        <w:ind w:right="-720"/>
+        <w:rPr>
+          <w:rFonts w:ascii="Arial" w:hAnsi="Arial"/>
+          <w:bCs/>
+          <w:color w:val="000000"/>
+          <w:sz w:val="20"/>
+          <w:szCs w:val="22"/>
+          <w:lang w:val="es-US" w:eastAsia="ar-SA"/>
+        </w:rPr>
+      </w:pPr>
+      <w:r>
+        <w:rPr>
+          <w:rFonts w:ascii="Arial" w:hAnsi="Arial"/>
+          <w:b/>
+          <w:color w:val="000000"/>
+          <w:sz w:val="20"/>
+          <w:szCs w:val="22"/>
+          <w:lang w:val="es-US" w:eastAsia="ar-SA"/>
+        </w:rPr>
+        <w:t xml:space="preserve">Palo Alto </w:t>
       </w:r>
       <w:proofErr w:type="spellStart"/>
       <w:r>
         <w:rPr>
           <w:rFonts w:ascii="Arial" w:hAnsi="Arial"/>
-          <w:bCs/>
-          <w:color w:val="000000"/>
-          <w:sz w:val="20"/>
-          <w:szCs w:val="22"/>
-          <w:lang w:eastAsia="ar-SA"/>
-        </w:rPr>
-        <w:t>xax</w:t>
+          <w:b/>
+          <w:color w:val="000000"/>
+          <w:sz w:val="20"/>
+          <w:szCs w:val="22"/>
+          <w:lang w:val="es-US" w:eastAsia="ar-SA"/>
+        </w:rPr>
+        <w:t>Philharmonic</w:t>
       </w:r>
       <w:proofErr w:type="spellEnd"/>
       <w:r>
         <w:rPr>
           <w:rFonts w:ascii="Arial" w:hAnsi="Arial"/>
-          <w:bCs/>
-          <w:color w:val="000000"/>
-          <w:sz w:val="20"/>
-          <w:szCs w:val="22"/>
-          <w:lang w:eastAsia="ar-SA"/>
-        </w:rPr>
-        <w:t xml:space="preserve"> (flute)</w:t>
-      </w:r>
-    </w:p>
-    <w:p>
-      <w:pPr>
-        <w:tabs>
-          <w:tab w:val="left" w:pos="-720"/>
-        </w:tabs>
-        <w:ind w:right="-720"/>
-        <w:rPr>
-          <w:rFonts w:ascii="Arial" w:hAnsi="Arial"/>
-          <w:bCs/>
+          <w:b/>
           <w:color w:val="000000"/>
           <w:sz w:val="20"/>
           <w:szCs w:val="22"/>
           <w:lang w:val="es-US" w:eastAsia="ar-SA"/>
         </w:rPr>
-      </w:pPr>
-    </w:p>
-    <w:p>
-      <w:pPr>
-        <w:tabs>
-          <w:tab w:val="left" w:pos="-720"/>
-        </w:tabs>
-        <w:ind w:right="-720"/>
-        <w:rPr>
-          <w:rFonts w:ascii="Arial" w:hAnsi="Arial"/>
-          <w:bCs/>
-          <w:color w:val="000000"/>
-          <w:sz w:val="20"/>
-          <w:szCs w:val="22"/>
-          <w:lang w:eastAsia="ar-SA"/>
-        </w:rPr>
-      </w:pPr>
-      <w:r>
-        <w:rPr>
-          <w:rFonts w:ascii="Arial" w:hAnsi="Arial"/>
-          <w:b/>
-          <w:color w:val="000000"/>
-          <w:sz w:val="20"/>
-          <w:szCs w:val="22"/>
-          <w:lang w:eastAsia="ar-SA"/>
-        </w:rPr>
-        <w:t>Chabot College Jazz Band</w:t>
-      </w:r>
-      <w:r>
-        <w:rPr>
-          <w:rFonts w:ascii="Arial" w:hAnsi="Arial"/>
-          <w:bCs/>
-          <w:color w:val="000000"/>
-          <w:sz w:val="20"/>
-          <w:szCs w:val="22"/>
-          <w:lang w:eastAsia="ar-SA"/>
-        </w:rPr>
-        <w:t xml:space="preserve">, </w:t>
-      </w:r>
-      <w:r>
-        <w:rPr>
-          <w:rFonts w:ascii="Arial" w:hAnsi="Arial"/>
-          <w:b/>
-          <w:color w:val="000000"/>
-          <w:sz w:val="20"/>
-          <w:szCs w:val="22"/>
-          <w:lang w:eastAsia="ar-SA"/>
-        </w:rPr>
-        <w:t>Haywar</w:t>
-      </w:r>
-      <w:r>
-        <w:rPr>
-          <w:rFonts w:ascii="Arial" w:hAnsi="Arial"/>
-          <w:b/>
-          <w:color w:val="000000"/>
-          <w:sz w:val="20"/>
-          <w:szCs w:val="22"/>
-          <w:lang w:eastAsia="ar-SA"/>
-        </w:rPr>
-        <w:t xml:space="preserve">d, CA, </w:t>
-      </w:r>
-      <w:r>
-        <w:rPr>
-          <w:rFonts w:ascii="Arial" w:hAnsi="Arial"/>
-          <w:bCs/>
-          <w:color w:val="000000"/>
-          <w:sz w:val="20"/>
-          <w:szCs w:val="22"/>
-          <w:lang w:eastAsia="ar-SA"/>
-        </w:rPr>
-        <w:t>2005-2006</w:t>
-      </w:r>
-    </w:p>
-    <w:p>
-      <w:pPr>
-        <w:tabs>
-          <w:tab w:val="left" w:pos="-720"/>
-        </w:tabs>
-        <w:ind w:right="-720"/>
-        <w:rPr>
-          <w:rFonts w:ascii="Arial" w:hAnsi="Arial"/>
-          <w:bCs/>
-          <w:color w:val="000000"/>
-          <w:sz w:val="20"/>
-          <w:szCs w:val="22"/>
-          <w:lang w:eastAsia="ar-SA"/>
-        </w:rPr>
-      </w:pPr>
-      <w:r>
-        <w:rPr>
-          <w:rFonts w:ascii="Arial" w:hAnsi="Arial"/>
-          <w:bCs/>
-          <w:color w:val="000000"/>
-          <w:sz w:val="20"/>
-          <w:szCs w:val="22"/>
-          <w:lang w:eastAsia="ar-SA"/>
-        </w:rPr>
-        <w:t>Baritone sax, alto sax</w:t>
-      </w:r>
-    </w:p>
-    <w:p>
-      <w:pPr>
-        <w:tabs>
-          <w:tab w:val="left" w:pos="-720"/>
-        </w:tabs>
-        <w:ind w:right="-720"/>
-        <w:rPr>
-          <w:rFonts w:ascii="Arial" w:hAnsi="Arial"/>
-          <w:bCs/>
-          <w:color w:val="000000"/>
-          <w:sz w:val="20"/>
-          <w:szCs w:val="22"/>
-          <w:lang w:eastAsia="ar-SA"/>
-        </w:rPr>
-      </w:pPr>
-    </w:p>
-    <w:p>
-      <w:pPr>
-        <w:tabs>
-          <w:tab w:val="left" w:pos="-720"/>
-        </w:tabs>
-        <w:ind w:right="-720"/>
-        <w:rPr>
-          <w:rFonts w:ascii="Arial" w:hAnsi="Arial"/>
-          <w:bCs/>
-          <w:color w:val="000000"/>
-          <w:sz w:val="20"/>
-          <w:szCs w:val="22"/>
-          <w:lang w:eastAsia="ar-SA"/>
-        </w:rPr>
-      </w:pPr>
-      <w:r>
-        <w:rPr>
-          <w:rFonts w:ascii="Arial" w:hAnsi="Arial"/>
-          <w:b/>
-          <w:color w:val="000000"/>
-          <w:sz w:val="20"/>
-          <w:szCs w:val="22"/>
-          <w:lang w:eastAsia="ar-SA"/>
-        </w:rPr>
-        <w:t>Ohlone Wind Ensemble, Freemont, CA</w:t>
-      </w:r>
-      <w:r>
-        <w:rPr>
-          <w:rFonts w:ascii="Arial" w:hAnsi="Arial"/>
-          <w:bCs/>
-          <w:color w:val="000000"/>
-          <w:sz w:val="20"/>
-          <w:szCs w:val="22"/>
-          <w:lang w:eastAsia="ar-SA"/>
-        </w:rPr>
-        <w:t>, 1992-2006</w:t>
-      </w:r>
-    </w:p>
-    <w:p>
-      <w:pPr>
-        <w:tabs>
-          <w:tab w:val="left" w:pos="-720"/>
-        </w:tabs>
-        <w:ind w:right="-720"/>
-        <w:rPr>
-          <w:rFonts w:ascii="Arial" w:hAnsi="Arial"/>
-          <w:bCs/>
-          <w:color w:val="000000"/>
-          <w:sz w:val="20"/>
-          <w:szCs w:val="22"/>
-          <w:lang w:eastAsia="ar-SA"/>
-        </w:rPr>
-      </w:pPr>
-      <w:r>
-        <w:rPr>
-          <w:rFonts w:ascii="Arial" w:hAnsi="Arial"/>
-          <w:bCs/>
-          <w:color w:val="000000"/>
-          <w:sz w:val="20"/>
-          <w:szCs w:val="22"/>
-          <w:lang w:eastAsia="ar-SA"/>
-        </w:rPr>
-        <w:t>Alto clarinet, contrabass clarinet, bass clarinet, tenor sax, alto sax, bassoon</w:t>
-      </w:r>
-    </w:p>
-    <w:p>
-      <w:pPr>
-        <w:tabs>
-          <w:tab w:val="left" w:pos="-720"/>
-        </w:tabs>
-        <w:ind w:right="-720"/>
-        <w:rPr>
-          <w:rFonts w:ascii="Arial" w:hAnsi="Arial"/>
-          <w:bCs/>
-          <w:color w:val="000000"/>
-          <w:sz w:val="20"/>
-          <w:szCs w:val="22"/>
-          <w:lang w:eastAsia="ar-SA"/>
-        </w:rPr>
-      </w:pPr>
-    </w:p>
-    <w:p>
-      <w:pPr>
-        <w:tabs>
-          <w:tab w:val="left" w:pos="-720"/>
-        </w:tabs>
-        <w:ind w:right="-720"/>
-        <w:rPr>
-          <w:rFonts w:ascii="Arial" w:hAnsi="Arial"/>
-          <w:bCs/>
-          <w:color w:val="000000"/>
-          <w:sz w:val="20"/>
-          <w:szCs w:val="22"/>
-          <w:lang w:eastAsia="ar-SA"/>
-        </w:rPr>
-      </w:pPr>
-      <w:r>
-        <w:rPr>
-          <w:rFonts w:ascii="Arial" w:hAnsi="Arial"/>
-          <w:b/>
-          <w:color w:val="000000"/>
-          <w:sz w:val="20"/>
-          <w:szCs w:val="22"/>
-          <w:lang w:eastAsia="ar-SA"/>
-        </w:rPr>
-        <w:t>CHOPS Jazz Band, Freemont, CA</w:t>
-      </w:r>
-      <w:r>
-        <w:rPr>
-          <w:rFonts w:ascii="Arial" w:hAnsi="Arial"/>
-          <w:bCs/>
-          <w:color w:val="000000"/>
-          <w:sz w:val="20"/>
-          <w:szCs w:val="22"/>
-          <w:lang w:eastAsia="ar-SA"/>
-        </w:rPr>
-        <w:t>, 1993-2005</w:t>
-      </w:r>
-    </w:p>
-    <w:p>
-      <w:pPr>
-        <w:tabs>
-          <w:tab w:val="left" w:pos="-720"/>
-        </w:tabs>
-        <w:ind w:right="-720"/>
-        <w:rPr>
-          <w:rFonts w:ascii="Arial" w:hAnsi="Arial"/>
-          <w:bCs/>
-          <w:color w:val="000000"/>
-          <w:sz w:val="20"/>
-          <w:szCs w:val="22"/>
-          <w:lang w:eastAsia="ar-SA"/>
-        </w:rPr>
-      </w:pPr>
-      <w:r>
-        <w:rPr>
-          <w:rFonts w:ascii="Arial" w:hAnsi="Arial"/>
-          <w:bCs/>
-          <w:color w:val="000000"/>
-          <w:sz w:val="20"/>
-          <w:szCs w:val="22"/>
-          <w:lang w:eastAsia="ar-SA"/>
-        </w:rPr>
-        <w:t>Baritone sax (bass clarinet/flute/alto sax)</w:t>
-      </w:r>
-    </w:p>
-    <w:p>
-      <w:pPr>
-        <w:tabs>
-          <w:tab w:val="left" w:pos="-720"/>
-        </w:tabs>
-        <w:ind w:right="-720"/>
-        <w:rPr>
-          <w:rFonts w:ascii="Arial" w:hAnsi="Arial"/>
-          <w:bCs/>
-          <w:color w:val="000000"/>
-          <w:sz w:val="20"/>
-          <w:szCs w:val="22"/>
-          <w:lang w:eastAsia="ar-SA"/>
+        <w:t>, Palo Al</w:t>
+      </w:r>
+      <w:r>
+        <w:rPr>
+          <w:rFonts w:ascii="Arial" w:hAnsi="Arial"/>
+          <w:b/>
+          <w:color w:val="000000"/>
+          <w:sz w:val="20"/>
+          <w:szCs w:val="22"/>
+          <w:lang w:val="es-US" w:eastAsia="ar-SA"/>
+        </w:rPr>
+        <w:t>to, CA</w:t>
+      </w:r>
+      <w:r>
+        <w:rPr>
+          <w:rFonts w:ascii="Arial" w:hAnsi="Arial"/>
+          <w:bCs/>
+          <w:color w:val="000000"/>
+          <w:sz w:val="20"/>
+          <w:szCs w:val="22"/>
+          <w:lang w:val="es-US" w:eastAsia="ar-SA"/>
+        </w:rPr>
+        <w:t>, 1993</w:t>
+      </w:r>
+    </w:p>
+    <w:p>
+      <w:pPr>
+        <w:tabs>
+          <w:tab w:val="left" w:pos="-720"/>
+        </w:tabs>
+        <w:ind w:right="-720"/>
+        <w:rPr>
+          <w:rFonts w:ascii="Arial" w:hAnsi="Arial"/>
+          <w:bCs/>
+          <w:color w:val="000000"/>
+          <w:sz w:val="20"/>
+          <w:szCs w:val="22"/>
+          <w:lang w:val="es-US" w:eastAsia="ar-SA"/>
+        </w:rPr>
+      </w:pPr>
+      <w:r>
+        <w:rPr>
+          <w:rFonts w:ascii="Arial" w:hAnsi="Arial"/>
+          <w:bCs/>
+          <w:color w:val="000000"/>
+          <w:sz w:val="20"/>
+          <w:szCs w:val="22"/>
+          <w:lang w:val="es-US" w:eastAsia="ar-SA"/>
+        </w:rPr>
+        <w:t xml:space="preserve">Bass </w:t>
+      </w:r>
+      <w:proofErr w:type="spellStart"/>
+      <w:r>
+        <w:rPr>
+          <w:rFonts w:ascii="Arial" w:hAnsi="Arial"/>
+          <w:bCs/>
+          <w:color w:val="000000"/>
+          <w:sz w:val="20"/>
+          <w:szCs w:val="22"/>
+          <w:lang w:val="es-US" w:eastAsia="ar-SA"/>
+        </w:rPr>
+        <w:t>clarinet</w:t>
+      </w:r>
+      <w:proofErr w:type="spellEnd"/>
+      <w:r>
+        <w:rPr>
+          <w:rFonts w:ascii="Arial" w:hAnsi="Arial"/>
+          <w:bCs/>
+          <w:color w:val="000000"/>
+          <w:sz w:val="20"/>
+          <w:szCs w:val="22"/>
+          <w:lang w:val="es-US" w:eastAsia="ar-SA"/>
+        </w:rPr>
+        <w:t xml:space="preserve">, alto </w:t>
+      </w:r>
+      <w:proofErr w:type="spellStart"/>
+      <w:r>
+        <w:rPr>
+          <w:rFonts w:ascii="Arial" w:hAnsi="Arial"/>
+          <w:bCs/>
+          <w:color w:val="000000"/>
+          <w:sz w:val="20"/>
+          <w:szCs w:val="22"/>
+          <w:lang w:val="es-US" w:eastAsia="ar-SA"/>
+        </w:rPr>
+        <w:t>saxophone</w:t>
+      </w:r>
+      <w:proofErr w:type="spellEnd"/>
+    </w:p>
+    <w:p>
+      <w:pPr>
+        <w:tabs>
+          <w:tab w:val="left" w:pos="-720"/>
+        </w:tabs>
+        <w:ind w:right="-720"/>
+        <w:rPr>
+          <w:rFonts w:ascii="Arial" w:hAnsi="Arial"/>
+          <w:bCs/>
+          <w:color w:val="000000"/>
+          <w:sz w:val="20"/>
+          <w:szCs w:val="22"/>
+          <w:lang w:eastAsia="ar-SA"/>
+        </w:rPr>
+      </w:pPr>
+    </w:p>
+    <w:p>
+      <w:pPr>
+        <w:tabs>
+          <w:tab w:val="left" w:pos="-720"/>
+        </w:tabs>
+        <w:ind w:right="-720"/>
+        <w:rPr>
+          <w:rFonts w:ascii="Arial" w:hAnsi="Arial"/>
+          <w:bCs/>
+          <w:color w:val="000000"/>
+          <w:sz w:val="20"/>
+          <w:szCs w:val="22"/>
+          <w:lang w:eastAsia="ar-SA"/>
+        </w:rPr>
+      </w:pPr>
+      <w:r>
+        <w:rPr>
+          <w:rFonts w:ascii="Arial" w:hAnsi="Arial"/>
+          <w:b/>
+          <w:color w:val="000000"/>
+          <w:sz w:val="20"/>
+          <w:szCs w:val="22"/>
+          <w:lang w:eastAsia="ar-SA"/>
+        </w:rPr>
+        <w:t>Mission Orchestra, Santa Clara, CA</w:t>
+      </w:r>
+      <w:r>
+        <w:rPr>
+          <w:rFonts w:ascii="Arial" w:hAnsi="Arial"/>
+          <w:bCs/>
+          <w:color w:val="000000"/>
+          <w:sz w:val="20"/>
+          <w:szCs w:val="22"/>
+          <w:lang w:eastAsia="ar-SA"/>
+        </w:rPr>
+        <w:t>, 1991</w:t>
+      </w:r>
+    </w:p>
+    <w:p>
+      <w:pPr>
+        <w:tabs>
+          <w:tab w:val="left" w:pos="-720"/>
+        </w:tabs>
+        <w:ind w:right="-720"/>
+        <w:rPr>
+          <w:rFonts w:ascii="Arial" w:hAnsi="Arial"/>
+          <w:bCs/>
+          <w:color w:val="000000"/>
+          <w:sz w:val="20"/>
+          <w:szCs w:val="22"/>
+          <w:lang w:eastAsia="ar-SA"/>
+        </w:rPr>
+      </w:pPr>
+      <w:r>
+        <w:rPr>
+          <w:rFonts w:ascii="Arial" w:hAnsi="Arial"/>
+          <w:bCs/>
+          <w:color w:val="000000"/>
+          <w:sz w:val="20"/>
+          <w:szCs w:val="22"/>
+          <w:lang w:eastAsia="ar-SA"/>
+        </w:rPr>
+        <w:t>Clarinet, alto saxophone</w:t>
+      </w:r>
+    </w:p>
+    <w:p>
+      <w:pPr>
+        <w:tabs>
+          <w:tab w:val="left" w:pos="-720"/>
+        </w:tabs>
+        <w:ind w:right="-720"/>
+        <w:rPr>
+          <w:rFonts w:ascii="Arial" w:hAnsi="Arial"/>
+          <w:bCs/>
+          <w:color w:val="000000"/>
+          <w:sz w:val="20"/>
+          <w:szCs w:val="22"/>
+          <w:lang w:val="es-US" w:eastAsia="ar-SA"/>
         </w:rPr>
       </w:pPr>
     </w:p>
@@ -2410,7 +2721,7 @@
         <w:ind w:right="-720"/>
         <w:rPr>
           <w:rFonts w:ascii="Arial" w:hAnsi="Arial"/>
-          <w:b/>
+          <w:bCs/>
           <w:color w:val="000000"/>
           <w:sz w:val="18"/>
           <w:szCs w:val="22"/>
@@ -2428,16 +2739,27 @@
         </w:rPr>
         <w:t>Rice University Jazz Ensemble</w:t>
       </w:r>
-    </w:p>
-    <w:p>
-      <w:pPr>
-        <w:tabs>
-          <w:tab w:val="left" w:pos="-720"/>
-        </w:tabs>
-        <w:ind w:right="-720"/>
-        <w:rPr>
-          <w:rFonts w:ascii="Arial" w:hAnsi="Arial"/>
-          <w:b/>
+      <w:r>
+        <w:rPr>
+          <w:rFonts w:ascii="Arial" w:hAnsi="Arial"/>
+          <w:bCs/>
+          <w:color w:val="000000"/>
+          <w:sz w:val="18"/>
+          <w:szCs w:val="22"/>
+          <w:lang w:eastAsia="ar-SA"/>
+        </w:rPr>
+        <w:t xml:space="preserve"> – baritone sax, tenor sax, bass clarinet, flute, clarinet</w:t>
+      </w:r>
+    </w:p>
+    <w:p>
+      <w:pPr>
+        <w:tabs>
+          <w:tab w:val="left" w:pos="-720"/>
+        </w:tabs>
+        <w:ind w:right="-720"/>
+        <w:rPr>
+          <w:rFonts w:ascii="Arial" w:hAnsi="Arial"/>
+          <w:bCs/>
           <w:color w:val="000000"/>
           <w:sz w:val="18"/>
           <w:szCs w:val="22"/>
@@ -2455,16 +2777,27 @@
         </w:rPr>
         <w:t>Rice University Concert Band</w:t>
       </w:r>
-    </w:p>
-    <w:p>
-      <w:pPr>
-        <w:tabs>
-          <w:tab w:val="left" w:pos="-720"/>
-        </w:tabs>
-        <w:ind w:right="-720"/>
-        <w:rPr>
-          <w:rFonts w:ascii="Arial" w:hAnsi="Arial"/>
-          <w:b/>
+      <w:r>
+        <w:rPr>
+          <w:rFonts w:ascii="Arial" w:hAnsi="Arial"/>
+          <w:bCs/>
+          <w:color w:val="000000"/>
+          <w:sz w:val="18"/>
+          <w:szCs w:val="22"/>
+          <w:lang w:eastAsia="ar-SA"/>
+        </w:rPr>
+        <w:t xml:space="preserve"> – bass clarinet, contrabass clarinet</w:t>
+      </w:r>
+    </w:p>
+    <w:p>
+      <w:pPr>
+        <w:tabs>
+          <w:tab w:val="left" w:pos="-720"/>
+        </w:tabs>
+        <w:ind w:right="-720"/>
+        <w:rPr>
+          <w:rFonts w:ascii="Arial" w:hAnsi="Arial"/>
+          <w:bCs/>
           <w:color w:val="000000"/>
           <w:sz w:val="18"/>
           <w:szCs w:val="22"/>
@@ -2482,16 +2815,27 @@
         </w:rPr>
         <w:t>University of Miami Wind Ensemble</w:t>
       </w:r>
-    </w:p>
-    <w:p>
-      <w:pPr>
-        <w:tabs>
-          <w:tab w:val="left" w:pos="-720"/>
-        </w:tabs>
-        <w:ind w:right="-720"/>
-        <w:rPr>
-          <w:rFonts w:ascii="Arial" w:hAnsi="Arial"/>
-          <w:b/>
+      <w:r>
+        <w:rPr>
+          <w:rFonts w:ascii="Arial" w:hAnsi="Arial"/>
+          <w:bCs/>
+          <w:color w:val="000000"/>
+          <w:sz w:val="18"/>
+          <w:szCs w:val="22"/>
+          <w:lang w:eastAsia="ar-SA"/>
+        </w:rPr>
+        <w:t xml:space="preserve"> – bass clarinet, contrabass clarinet</w:t>
+      </w:r>
+    </w:p>
+    <w:p>
+      <w:pPr>
+        <w:tabs>
+          <w:tab w:val="left" w:pos="-720"/>
+        </w:tabs>
+        <w:ind w:right="-720"/>
+        <w:rPr>
+          <w:rFonts w:ascii="Arial" w:hAnsi="Arial"/>
+          <w:bCs/>
           <w:color w:val="000000"/>
           <w:sz w:val="18"/>
           <w:szCs w:val="22"/>
@@ -2509,16 +2853,27 @@
         </w:rPr>
         <w:t>University of Miami Symphony</w:t>
       </w:r>
-    </w:p>
-    <w:p>
-      <w:pPr>
-        <w:tabs>
-          <w:tab w:val="left" w:pos="-720"/>
-        </w:tabs>
-        <w:ind w:right="-720"/>
-        <w:rPr>
-          <w:rFonts w:ascii="Arial" w:hAnsi="Arial"/>
-          <w:b/>
+      <w:r>
+        <w:rPr>
+          <w:rFonts w:ascii="Arial" w:hAnsi="Arial"/>
+          <w:bCs/>
+          <w:color w:val="000000"/>
+          <w:sz w:val="18"/>
+          <w:szCs w:val="22"/>
+          <w:lang w:eastAsia="ar-SA"/>
+        </w:rPr>
+        <w:t xml:space="preserve"> – clarinet, bass clarinet</w:t>
+      </w:r>
+    </w:p>
+    <w:p>
+      <w:pPr>
+        <w:tabs>
+          <w:tab w:val="left" w:pos="-720"/>
+        </w:tabs>
+        <w:ind w:right="-720"/>
+        <w:rPr>
+          <w:rFonts w:ascii="Arial" w:hAnsi="Arial"/>
+          <w:bCs/>
           <w:color w:val="000000"/>
           <w:sz w:val="18"/>
           <w:szCs w:val="22"/>
@@ -2536,92 +2891,92 @@
         </w:rPr>
         <w:t>High School for the Performing and Visual Arts Jazz Ensemble</w:t>
       </w:r>
-    </w:p>
-    <w:p>
-      <w:pPr>
-        <w:tabs>
-          <w:tab w:val="left" w:pos="-720"/>
-        </w:tabs>
-        <w:ind w:right="-720"/>
-        <w:rPr>
-          <w:rFonts w:ascii="Arial" w:hAnsi="Arial"/>
-          <w:b/>
-          <w:color w:val="000000"/>
-          <w:sz w:val="18"/>
-          <w:szCs w:val="22"/>
-          <w:lang w:eastAsia="ar-SA"/>
-        </w:rPr>
-      </w:pPr>
-      <w:r>
-        <w:rPr>
-          <w:rFonts w:ascii="Arial" w:hAnsi="Arial"/>
-          <w:b/>
-          <w:color w:val="000000"/>
-          <w:sz w:val="18"/>
-          <w:szCs w:val="22"/>
-          <w:lang w:eastAsia="ar-SA"/>
-        </w:rPr>
-        <w:t xml:space="preserve">High School for the Performing and Visual Arts </w:t>
-      </w:r>
-      <w:r>
-        <w:rPr>
-          <w:rFonts w:ascii="Arial" w:hAnsi="Arial"/>
-          <w:b/>
-          <w:color w:val="000000"/>
-          <w:sz w:val="18"/>
-          <w:szCs w:val="22"/>
-          <w:lang w:eastAsia="ar-SA"/>
-        </w:rPr>
-        <w:t xml:space="preserve">Wind </w:t>
-      </w:r>
-      <w:r>
-        <w:rPr>
-          <w:rFonts w:ascii="Arial" w:hAnsi="Arial"/>
-          <w:b/>
-          <w:color w:val="000000"/>
-          <w:sz w:val="18"/>
-          <w:szCs w:val="22"/>
-          <w:lang w:eastAsia="ar-SA"/>
-        </w:rPr>
-        <w:t>Ensemble</w:t>
-      </w:r>
-    </w:p>
-    <w:p>
-      <w:pPr>
-        <w:tabs>
-          <w:tab w:val="left" w:pos="-720"/>
-        </w:tabs>
-        <w:ind w:right="-720"/>
-        <w:rPr>
-          <w:rFonts w:ascii="Arial" w:hAnsi="Arial"/>
-          <w:b/>
-          <w:color w:val="000000"/>
-          <w:sz w:val="18"/>
-          <w:szCs w:val="22"/>
-          <w:lang w:eastAsia="ar-SA"/>
-        </w:rPr>
-      </w:pPr>
-      <w:r>
-        <w:rPr>
-          <w:rFonts w:ascii="Arial" w:hAnsi="Arial"/>
-          <w:b/>
-          <w:color w:val="000000"/>
-          <w:sz w:val="18"/>
-          <w:szCs w:val="22"/>
-          <w:lang w:eastAsia="ar-SA"/>
-        </w:rPr>
-        <w:t xml:space="preserve">High School for the Performing and Visual Arts </w:t>
-      </w:r>
-      <w:r>
-        <w:rPr>
-          <w:rFonts w:ascii="Arial" w:hAnsi="Arial"/>
-          <w:b/>
-          <w:color w:val="000000"/>
-          <w:sz w:val="18"/>
-          <w:szCs w:val="22"/>
-          <w:lang w:eastAsia="ar-SA"/>
-        </w:rPr>
-        <w:t>Symphony</w:t>
+      <w:r>
+        <w:rPr>
+          <w:rFonts w:ascii="Arial" w:hAnsi="Arial"/>
+          <w:bCs/>
+          <w:color w:val="000000"/>
+          <w:sz w:val="18"/>
+          <w:szCs w:val="22"/>
+          <w:lang w:eastAsia="ar-SA"/>
+        </w:rPr>
+        <w:t xml:space="preserve"> – baritone sax, tenor sax</w:t>
+      </w:r>
+    </w:p>
+    <w:p>
+      <w:pPr>
+        <w:tabs>
+          <w:tab w:val="left" w:pos="-720"/>
+        </w:tabs>
+        <w:ind w:right="-720"/>
+        <w:rPr>
+          <w:rFonts w:ascii="Arial" w:hAnsi="Arial"/>
+          <w:bCs/>
+          <w:color w:val="000000"/>
+          <w:sz w:val="18"/>
+          <w:szCs w:val="22"/>
+          <w:lang w:eastAsia="ar-SA"/>
+        </w:rPr>
+      </w:pPr>
+      <w:r>
+        <w:rPr>
+          <w:rFonts w:ascii="Arial" w:hAnsi="Arial"/>
+          <w:b/>
+          <w:color w:val="000000"/>
+          <w:sz w:val="18"/>
+          <w:szCs w:val="22"/>
+          <w:lang w:eastAsia="ar-SA"/>
+        </w:rPr>
+        <w:t>High School for the Performing and Visual Arts Wind Ensemble</w:t>
+      </w:r>
+      <w:r>
+        <w:rPr>
+          <w:rFonts w:ascii="Arial" w:hAnsi="Arial"/>
+          <w:bCs/>
+          <w:color w:val="000000"/>
+          <w:sz w:val="18"/>
+          <w:szCs w:val="22"/>
+          <w:lang w:eastAsia="ar-SA"/>
+        </w:rPr>
+        <w:t xml:space="preserve"> – baritone sax, tenor sax, contrabass clarinet</w:t>
+      </w:r>
+    </w:p>
+    <w:p>
+      <w:pPr>
+        <w:tabs>
+          <w:tab w:val="left" w:pos="-720"/>
+        </w:tabs>
+        <w:ind w:right="-720"/>
+        <w:rPr>
+          <w:rFonts w:ascii="Arial" w:hAnsi="Arial"/>
+          <w:bCs/>
+          <w:color w:val="000000"/>
+          <w:sz w:val="18"/>
+          <w:szCs w:val="22"/>
+          <w:lang w:eastAsia="ar-SA"/>
+        </w:rPr>
+      </w:pPr>
+      <w:r>
+        <w:rPr>
+          <w:rFonts w:ascii="Arial" w:hAnsi="Arial"/>
+          <w:b/>
+          <w:color w:val="000000"/>
+          <w:sz w:val="18"/>
+          <w:szCs w:val="22"/>
+          <w:lang w:eastAsia="ar-SA"/>
+        </w:rPr>
+        <w:t>High School for the Performing and Visual Arts Symphony</w:t>
+      </w:r>
+      <w:r>
+        <w:rPr>
+          <w:rFonts w:ascii="Arial" w:hAnsi="Arial"/>
+          <w:bCs/>
+          <w:color w:val="000000"/>
+          <w:sz w:val="18"/>
+          <w:szCs w:val="22"/>
+          <w:lang w:eastAsia="ar-SA"/>
+        </w:rPr>
+        <w:t xml:space="preserve"> – flute, piccolo, bass clarinet</w:t>
       </w:r>
     </w:p>
     <w:p>
@@ -2650,7 +3005,7 @@
 </file>
 
 <file path=word/numbering.xml><?xml version="1.0" encoding="utf-8"?>
-<w:numbering xmlns:wpc="http://schemas.microsoft.com/office/word/2010/wordprocessingCanvas" xmlns:cx="http://schemas.microsoft.com/office/drawing/2014/chartex" xmlns:cx1="http://schemas.microsoft.com/office/drawing/2015/9/8/chartex" xmlns:cx2="http://schemas.microsoft.com/office/drawing/2015/10/21/chartex" xmlns:cx3="http://schemas.microsoft.com/office/drawing/2016/5/9/chartex" xmlns:cx4="http://schemas.microsoft.com/office/drawing/2016/5/10/chartex" xmlns:cx5="http://schemas.microsoft.com/office/drawing/2016/5/11/chartex" xmlns:cx6="http://schemas.microsoft.com/office/drawing/2016/5/12/chartex" xmlns:cx7="http://schemas.microsoft.com/office/drawing/2016/5/13/chartex" xmlns:cx8="http://schemas.microsoft.com/office/drawing/2016/5/14/chartex" xmlns:mc="http://schemas.openxmlformats.org/markup-compatibility/2006" xmlns:aink="http://schemas.microsoft.com/office/drawing/2016/ink" xmlns:am3d="http://schemas.microsoft.com/office/drawing/2017/model3d" xmlns:o="urn:schemas-microsoft-com:office:office" xmlns:oel="http://schemas.microsoft.com/office/2019/extlst" xmlns:r="http://schemas.openxmlformats.org/officeDocument/2006/relationships" xmlns:m="http://schemas.openxmlformats.org/officeDocument/2006/math" xmlns:v="urn:schemas-microsoft-com:vml" xmlns:wp14="http://schemas.microsoft.com/office/word/2010/wordprocessingDrawing" xmlns:wp="http://schemas.openxmlformats.org/drawingml/2006/wordprocessingDrawing" xmlns:w10="urn:schemas-microsoft-com:office:word" xmlns:w="http://schemas.openxmlformats.org/wordprocessingml/2006/main" xmlns:w14="http://schemas.microsoft.com/office/word/2010/wordml" xmlns:w15="http://schemas.microsoft.com/office/word/2012/wordml" xmlns:w16cex="http://schemas.microsoft.com/office/word/2018/wordml/cex" xmlns:w16cid="http://schemas.microsoft.com/office/word/2016/wordml/cid" xmlns:w16="http://schemas.microsoft.com/office/word/2018/wordml" xmlns:w16sdtdh="http://schemas.microsoft.com/office/word/2020/wordml/sdtdatahash" xmlns:w16se="http://schemas.microsoft.com/office/word/2015/wordml/symex" xmlns:wpg="http://schemas.microsoft.com/office/word/2010/wordprocessingGroup" xmlns:wpi="http://schemas.microsoft.com/office/word/2010/wordprocessingInk" xmlns:wne="http://schemas.microsoft.com/office/word/2006/wordml" xmlns:wps="http://schemas.microsoft.com/office/word/2010/wordprocessingShape" mc:Ignorable="w14 w15 w16se w16cid w16 w16cex w16sdtdh wp14">
+<w:numbering xmlns:wpc="http://schemas.microsoft.com/office/word/2010/wordprocessingCanvas" xmlns:cx="http://schemas.microsoft.com/office/drawing/2014/chartex" xmlns:cx1="http://schemas.microsoft.com/office/drawing/2015/9/8/chartex" xmlns:cx2="http://schemas.microsoft.com/office/drawing/2015/10/21/chartex" xmlns:cx3="http://schemas.microsoft.com/office/drawing/2016/5/9/chartex" xmlns:cx4="http://schemas.microsoft.com/office/drawing/2016/5/10/chartex" xmlns:cx5="http://schemas.microsoft.com/office/drawing/2016/5/11/chartex" xmlns:cx6="http://schemas.microsoft.com/office/drawing/2016/5/12/chartex" xmlns:cx7="http://schemas.microsoft.com/office/drawing/2016/5/13/chartex" xmlns:cx8="http://schemas.microsoft.com/office/drawing/2016/5/14/chartex" xmlns:mc="http://schemas.openxmlformats.org/markup-compatibility/2006" xmlns:m="http://schemas.openxmlformats.org/officeDocument/2006/math" xmlns:aink="http://schemas.microsoft.com/office/drawing/2016/ink" xmlns:am3d="http://schemas.microsoft.com/office/drawing/2017/model3d" xmlns:oel="http://schemas.microsoft.com/office/2019/extlst" xmlns:r="http://schemas.openxmlformats.org/officeDocument/2006/relationships" xmlns:wp14="http://schemas.microsoft.com/office/word/2010/wordprocessingDrawing" xmlns:wp="http://schemas.openxmlformats.org/drawingml/2006/wordprocessingDrawing" xmlns:wpg="http://schemas.microsoft.com/office/word/2010/wordprocessingGroup" xmlns:wpi="http://schemas.microsoft.com/office/word/2010/wordprocessingInk" xmlns:wps="http://schemas.microsoft.com/office/word/2010/wordprocessingShape" xmlns:o="urn:schemas-microsoft-com:office:office" xmlns:v="urn:schemas-microsoft-com:vml" xmlns:w10="urn:schemas-microsoft-com:office:word" xmlns:w="http://schemas.openxmlformats.org/wordprocessingml/2006/main" xmlns:w14="http://schemas.microsoft.com/office/word/2010/wordml" xmlns:w15="http://schemas.microsoft.com/office/word/2012/wordml" xmlns:w16cex="http://schemas.microsoft.com/office/word/2018/wordml/cex" xmlns:w16cid="http://schemas.microsoft.com/office/word/2016/wordml/cid" xmlns:w16="http://schemas.microsoft.com/office/word/2018/wordml" xmlns:w16sdtdh="http://schemas.microsoft.com/office/word/2020/wordml/sdtdatahash" xmlns:w16sdtfl="http://schemas.microsoft.com/office/word/2024/wordml/sdtformatlock" xmlns:w16se="http://schemas.microsoft.com/office/word/2015/wordml/symex" xmlns:w16du="http://schemas.microsoft.com/office/word/2023/wordml/word16du" xmlns:wne="http://schemas.microsoft.com/office/word/2006/wordml" mc:Ignorable="w14 w15 w16se w16cid w16 w16cex w16sdtdh w16sdtfl w16du wp14">
   <w:abstractNum w:abstractNumId="0" w15:restartNumberingAfterBreak="0">
     <w:nsid w:val="00000001"/>
     <w:multiLevelType w:val="singleLevel"/>
@@ -3379,7 +3734,7 @@
 </file>
 
 <file path=word/styles.xml><?xml version="1.0" encoding="utf-8"?>
-<w:styles xmlns:mc="http://schemas.openxmlformats.org/markup-compatibility/2006" xmlns:r="http://schemas.openxmlformats.org/officeDocument/2006/relationships" xmlns:w="http://schemas.openxmlformats.org/wordprocessingml/2006/main" xmlns:w14="http://schemas.microsoft.com/office/word/2010/wordml" xmlns:w15="http://schemas.microsoft.com/office/word/2012/wordml" xmlns:w16cex="http://schemas.microsoft.com/office/word/2018/wordml/cex" xmlns:w16cid="http://schemas.microsoft.com/office/word/2016/wordml/cid" xmlns:w16="http://schemas.microsoft.com/office/word/2018/wordml" xmlns:w16sdtdh="http://schemas.microsoft.com/office/word/2020/wordml/sdtdatahash" xmlns:w16se="http://schemas.microsoft.com/office/word/2015/wordml/symex" mc:Ignorable="w14 w15 w16se w16cid w16 w16cex w16sdtdh">
+<w:styles xmlns:mc="http://schemas.openxmlformats.org/markup-compatibility/2006" xmlns:r="http://schemas.openxmlformats.org/officeDocument/2006/relationships" xmlns:w="http://schemas.openxmlformats.org/wordprocessingml/2006/main" xmlns:w14="http://schemas.microsoft.com/office/word/2010/wordml" xmlns:w15="http://schemas.microsoft.com/office/word/2012/wordml" xmlns:w16cex="http://schemas.microsoft.com/office/word/2018/wordml/cex" xmlns:w16cid="http://schemas.microsoft.com/office/word/2016/wordml/cid" xmlns:w16="http://schemas.microsoft.com/office/word/2018/wordml" xmlns:w16sdtdh="http://schemas.microsoft.com/office/word/2020/wordml/sdtdatahash" xmlns:w16sdtfl="http://schemas.microsoft.com/office/word/2024/wordml/sdtformatlock" xmlns:w16se="http://schemas.microsoft.com/office/word/2015/wordml/symex" xmlns:w16du="http://schemas.microsoft.com/office/word/2023/wordml/word16du" mc:Ignorable="w14 w15 w16se w16cid w16 w16cex w16sdtdh w16sdtfl w16du">
   <w:docDefaults>
     <w:rPrDefault>
       <w:rPr>
